--- a/lessons/3-2/homework.docx
+++ b/lessons/3-2/homework.docx
@@ -106,7 +106,55 @@
     </w:p>
     <w:p>
       <w:pPr>
-        <w:spacing w:after="60"/>
+        <w:keepNext/>
+        <w:spacing w:after="20" w:before="80"/>
+        <w:jc w:val="center"/>
+      </w:pPr>
+      <w:r>
+        <w:drawing>
+          <wp:inline distT="0" distB="0" distL="0" distR="0">
+            <wp:extent cx="1047750" cy="790575"/>
+            <wp:effectExtent t="0" r="0" b="0" l="0"/>
+            <wp:docPr id="1" name="" descr="" title=""/>
+            <wp:cNvGraphicFramePr>
+              <a:graphicFrameLocks xmlns:a="http://schemas.openxmlformats.org/drawingml/2006/main" noChangeAspect="1"/>
+            </wp:cNvGraphicFramePr>
+            <a:graphic xmlns:a="http://schemas.openxmlformats.org/drawingml/2006/main">
+              <a:graphicData uri="http://schemas.openxmlformats.org/drawingml/2006/picture">
+                <pic:pic xmlns:pic="http://schemas.openxmlformats.org/drawingml/2006/picture">
+                  <pic:nvPicPr>
+                    <pic:cNvPr id="0" name="" descr=""/>
+                    <pic:cNvPicPr>
+                      <a:picLocks noChangeAspect="1" noChangeArrowheads="1"/>
+                    </pic:cNvPicPr>
+                  </pic:nvPicPr>
+                  <pic:blipFill>
+                    <a:blip r:embed="rId7" cstate="none"/>
+                    <a:srcRect/>
+                    <a:stretch>
+                      <a:fillRect/>
+                    </a:stretch>
+                  </pic:blipFill>
+                  <pic:spPr bwMode="auto">
+                    <a:xfrm>
+                      <a:off x="0" y="0"/>
+                      <a:ext cx="1047750" cy="790575"/>
+                    </a:xfrm>
+                    <a:prstGeom prst="rect">
+                      <a:avLst/>
+                    </a:prstGeom>
+                  </pic:spPr>
+                </pic:pic>
+              </a:graphicData>
+            </a:graphic>
+          </wp:inline>
+        </w:drawing>
+      </w:r>
+    </w:p>
+    <w:p>
+      <w:pPr>
+        <w:keepNext/>
+        <w:spacing w:after="120"/>
       </w:pPr>
       <w:r>
         <w:rPr>
@@ -116,12 +164,60 @@
         <w:t xml:space="preserve">Ratio table (Tabla de razones)</w:t>
       </w:r>
       <w:r>
-        <w:t xml:space="preserve"> — A table of equivalent ratios that shows a pattern between two quantities</w:t>
-      </w:r>
-    </w:p>
-    <w:p>
-      <w:pPr>
-        <w:spacing w:after="60"/>
+        <w:t xml:space="preserve"> — A table of equal ratios that shows a pattern.</w:t>
+      </w:r>
+    </w:p>
+    <w:p>
+      <w:pPr>
+        <w:keepNext/>
+        <w:spacing w:after="20" w:before="80"/>
+        <w:jc w:val="center"/>
+      </w:pPr>
+      <w:r>
+        <w:drawing>
+          <wp:inline distT="0" distB="0" distL="0" distR="0">
+            <wp:extent cx="1047750" cy="790575"/>
+            <wp:effectExtent t="0" r="0" b="0" l="0"/>
+            <wp:docPr id="1" name="" descr="" title=""/>
+            <wp:cNvGraphicFramePr>
+              <a:graphicFrameLocks xmlns:a="http://schemas.openxmlformats.org/drawingml/2006/main" noChangeAspect="1"/>
+            </wp:cNvGraphicFramePr>
+            <a:graphic xmlns:a="http://schemas.openxmlformats.org/drawingml/2006/main">
+              <a:graphicData uri="http://schemas.openxmlformats.org/drawingml/2006/picture">
+                <pic:pic xmlns:pic="http://schemas.openxmlformats.org/drawingml/2006/picture">
+                  <pic:nvPicPr>
+                    <pic:cNvPr id="0" name="" descr=""/>
+                    <pic:cNvPicPr>
+                      <a:picLocks noChangeAspect="1" noChangeArrowheads="1"/>
+                    </pic:cNvPicPr>
+                  </pic:nvPicPr>
+                  <pic:blipFill>
+                    <a:blip r:embed="rId8" cstate="none"/>
+                    <a:srcRect/>
+                    <a:stretch>
+                      <a:fillRect/>
+                    </a:stretch>
+                  </pic:blipFill>
+                  <pic:spPr bwMode="auto">
+                    <a:xfrm>
+                      <a:off x="0" y="0"/>
+                      <a:ext cx="1047750" cy="790575"/>
+                    </a:xfrm>
+                    <a:prstGeom prst="rect">
+                      <a:avLst/>
+                    </a:prstGeom>
+                  </pic:spPr>
+                </pic:pic>
+              </a:graphicData>
+            </a:graphic>
+          </wp:inline>
+        </w:drawing>
+      </w:r>
+    </w:p>
+    <w:p>
+      <w:pPr>
+        <w:keepNext/>
+        <w:spacing w:after="120"/>
       </w:pPr>
       <w:r>
         <w:rPr>
@@ -131,12 +227,60 @@
         <w:t xml:space="preserve">Equivalent ratio (Razón equivalente)</w:t>
       </w:r>
       <w:r>
-        <w:t xml:space="preserve"> — Two ratios that express the same relationship between quantities</w:t>
-      </w:r>
-    </w:p>
-    <w:p>
-      <w:pPr>
-        <w:spacing w:after="60"/>
+        <w:t xml:space="preserve"> — Two ratios that mean the same thing, like 1:2 and 2:4.</w:t>
+      </w:r>
+    </w:p>
+    <w:p>
+      <w:pPr>
+        <w:keepNext/>
+        <w:spacing w:after="20" w:before="80"/>
+        <w:jc w:val="center"/>
+      </w:pPr>
+      <w:r>
+        <w:drawing>
+          <wp:inline distT="0" distB="0" distL="0" distR="0">
+            <wp:extent cx="1047750" cy="790575"/>
+            <wp:effectExtent t="0" r="0" b="0" l="0"/>
+            <wp:docPr id="1" name="" descr="" title=""/>
+            <wp:cNvGraphicFramePr>
+              <a:graphicFrameLocks xmlns:a="http://schemas.openxmlformats.org/drawingml/2006/main" noChangeAspect="1"/>
+            </wp:cNvGraphicFramePr>
+            <a:graphic xmlns:a="http://schemas.openxmlformats.org/drawingml/2006/main">
+              <a:graphicData uri="http://schemas.openxmlformats.org/drawingml/2006/picture">
+                <pic:pic xmlns:pic="http://schemas.openxmlformats.org/drawingml/2006/picture">
+                  <pic:nvPicPr>
+                    <pic:cNvPr id="0" name="" descr=""/>
+                    <pic:cNvPicPr>
+                      <a:picLocks noChangeAspect="1" noChangeArrowheads="1"/>
+                    </pic:cNvPicPr>
+                  </pic:nvPicPr>
+                  <pic:blipFill>
+                    <a:blip r:embed="rId9" cstate="none"/>
+                    <a:srcRect/>
+                    <a:stretch>
+                      <a:fillRect/>
+                    </a:stretch>
+                  </pic:blipFill>
+                  <pic:spPr bwMode="auto">
+                    <a:xfrm>
+                      <a:off x="0" y="0"/>
+                      <a:ext cx="1047750" cy="790575"/>
+                    </a:xfrm>
+                    <a:prstGeom prst="rect">
+                      <a:avLst/>
+                    </a:prstGeom>
+                  </pic:spPr>
+                </pic:pic>
+              </a:graphicData>
+            </a:graphic>
+          </wp:inline>
+        </w:drawing>
+      </w:r>
+    </w:p>
+    <w:p>
+      <w:pPr>
+        <w:keepNext/>
+        <w:spacing w:after="120"/>
       </w:pPr>
       <w:r>
         <w:rPr>
@@ -146,12 +290,60 @@
         <w:t xml:space="preserve">Scale factor (Factor de escala)</w:t>
       </w:r>
       <w:r>
-        <w:t xml:space="preserve"> — The number you multiply both parts of a ratio by to get an equivalent ratio</w:t>
-      </w:r>
-    </w:p>
-    <w:p>
-      <w:pPr>
-        <w:spacing w:after="60"/>
+        <w:t xml:space="preserve"> — The number you multiply both parts of a ratio by to get an equal ratio.</w:t>
+      </w:r>
+    </w:p>
+    <w:p>
+      <w:pPr>
+        <w:keepNext/>
+        <w:spacing w:after="20" w:before="80"/>
+        <w:jc w:val="center"/>
+      </w:pPr>
+      <w:r>
+        <w:drawing>
+          <wp:inline distT="0" distB="0" distL="0" distR="0">
+            <wp:extent cx="1047750" cy="790575"/>
+            <wp:effectExtent t="0" r="0" b="0" l="0"/>
+            <wp:docPr id="1" name="" descr="" title=""/>
+            <wp:cNvGraphicFramePr>
+              <a:graphicFrameLocks xmlns:a="http://schemas.openxmlformats.org/drawingml/2006/main" noChangeAspect="1"/>
+            </wp:cNvGraphicFramePr>
+            <a:graphic xmlns:a="http://schemas.openxmlformats.org/drawingml/2006/main">
+              <a:graphicData uri="http://schemas.openxmlformats.org/drawingml/2006/picture">
+                <pic:pic xmlns:pic="http://schemas.openxmlformats.org/drawingml/2006/picture">
+                  <pic:nvPicPr>
+                    <pic:cNvPr id="0" name="" descr=""/>
+                    <pic:cNvPicPr>
+                      <a:picLocks noChangeAspect="1" noChangeArrowheads="1"/>
+                    </pic:cNvPicPr>
+                  </pic:nvPicPr>
+                  <pic:blipFill>
+                    <a:blip r:embed="rId10" cstate="none"/>
+                    <a:srcRect/>
+                    <a:stretch>
+                      <a:fillRect/>
+                    </a:stretch>
+                  </pic:blipFill>
+                  <pic:spPr bwMode="auto">
+                    <a:xfrm>
+                      <a:off x="0" y="0"/>
+                      <a:ext cx="1047750" cy="790575"/>
+                    </a:xfrm>
+                    <a:prstGeom prst="rect">
+                      <a:avLst/>
+                    </a:prstGeom>
+                  </pic:spPr>
+                </pic:pic>
+              </a:graphicData>
+            </a:graphic>
+          </wp:inline>
+        </w:drawing>
+      </w:r>
+    </w:p>
+    <w:p>
+      <w:pPr>
+        <w:keepNext/>
+        <w:spacing w:after="120"/>
       </w:pPr>
       <w:r>
         <w:rPr>
@@ -161,12 +353,60 @@
         <w:t xml:space="preserve">Pattern (Patrón)</w:t>
       </w:r>
       <w:r>
-        <w:t xml:space="preserve"> — A repeated or predictable relationship between numbers</w:t>
-      </w:r>
-    </w:p>
-    <w:p>
-      <w:pPr>
-        <w:spacing w:after="60"/>
+        <w:t xml:space="preserve"> — A rule that numbers follow again and again.</w:t>
+      </w:r>
+    </w:p>
+    <w:p>
+      <w:pPr>
+        <w:keepNext/>
+        <w:spacing w:after="20" w:before="80"/>
+        <w:jc w:val="center"/>
+      </w:pPr>
+      <w:r>
+        <w:drawing>
+          <wp:inline distT="0" distB="0" distL="0" distR="0">
+            <wp:extent cx="1047750" cy="790575"/>
+            <wp:effectExtent t="0" r="0" b="0" l="0"/>
+            <wp:docPr id="1" name="" descr="" title=""/>
+            <wp:cNvGraphicFramePr>
+              <a:graphicFrameLocks xmlns:a="http://schemas.openxmlformats.org/drawingml/2006/main" noChangeAspect="1"/>
+            </wp:cNvGraphicFramePr>
+            <a:graphic xmlns:a="http://schemas.openxmlformats.org/drawingml/2006/main">
+              <a:graphicData uri="http://schemas.openxmlformats.org/drawingml/2006/picture">
+                <pic:pic xmlns:pic="http://schemas.openxmlformats.org/drawingml/2006/picture">
+                  <pic:nvPicPr>
+                    <pic:cNvPr id="0" name="" descr=""/>
+                    <pic:cNvPicPr>
+                      <a:picLocks noChangeAspect="1" noChangeArrowheads="1"/>
+                    </pic:cNvPicPr>
+                  </pic:nvPicPr>
+                  <pic:blipFill>
+                    <a:blip r:embed="rId10" cstate="none"/>
+                    <a:srcRect/>
+                    <a:stretch>
+                      <a:fillRect/>
+                    </a:stretch>
+                  </pic:blipFill>
+                  <pic:spPr bwMode="auto">
+                    <a:xfrm>
+                      <a:off x="0" y="0"/>
+                      <a:ext cx="1047750" cy="790575"/>
+                    </a:xfrm>
+                    <a:prstGeom prst="rect">
+                      <a:avLst/>
+                    </a:prstGeom>
+                  </pic:spPr>
+                </pic:pic>
+              </a:graphicData>
+            </a:graphic>
+          </wp:inline>
+        </w:drawing>
+      </w:r>
+    </w:p>
+    <w:p>
+      <w:pPr>
+        <w:keepNext/>
+        <w:spacing w:after="120"/>
       </w:pPr>
       <w:r>
         <w:rPr>
@@ -176,7 +416,7 @@
         <w:t xml:space="preserve">Additive pattern (Patrón aditivo)</w:t>
       </w:r>
       <w:r>
-        <w:t xml:space="preserve"> — Adding the same amounts to both quantities in a ratio table to generate new rows</w:t>
+        <w:t xml:space="preserve"> — Adding the same amount to both parts of a ratio table to make new rows.</w:t>
       </w:r>
     </w:p>
     <w:p>

--- a/lessons/3-2/homework.docx
+++ b/lessons/3-2/homework.docx
@@ -24,7 +24,7 @@
           <w:i/>
           <w:iCs/>
         </w:rPr>
-        <w:t xml:space="preserve">Lesson 3-2  •  Standard 6.RP.3a</w:t>
+        <w:t xml:space="preserve">Lesson 3-2  •  Standard 6.AT.3a</w:t>
       </w:r>
     </w:p>
     <w:p>
@@ -1020,7 +1020,198 @@
           <w:b/>
           <w:bCs/>
         </w:rPr>
-        <w:t xml:space="preserve">7. Complete the ratio table. The ratio of cups of flour to cups of sugar is 2 : 1.</w:t>
+        <w:t xml:space="preserve">7. onLevel — Spot the Common Mistake</w:t>
+      </w:r>
+    </w:p>
+    <w:p>
+      <w:pPr>
+        <w:spacing w:after="40" w:before="0"/>
+      </w:pPr>
+      <w:r>
+        <w:t xml:space="preserve">   Step 1 (Read): A student is working on Ratio Tables.</w:t>
+      </w:r>
+    </w:p>
+    <w:p>
+      <w:pPr>
+        <w:spacing w:after="40" w:before="0"/>
+      </w:pPr>
+      <w:r>
+        <w:t xml:space="preserve">   Step 2 (Attempt): They ignored the rule: To keep a ratio the same, multiply both numbers by the same scale factor.</w:t>
+      </w:r>
+    </w:p>
+    <w:p>
+      <w:pPr>
+        <w:spacing w:after="40" w:before="0"/>
+      </w:pPr>
+      <w:r>
+        <w:t xml:space="preserve">   Step 3 (Check): The answer does not match the math rule from class.</w:t>
+      </w:r>
+    </w:p>
+    <w:p>
+      <w:pPr>
+        <w:spacing w:after="60" w:before="0"/>
+      </w:pPr>
+      <w:r>
+        <w:rPr>
+          <w:i/>
+          <w:iCs/>
+        </w:rPr>
+        <w:t xml:space="preserve">Which step has the mistake? Explain and fix it:</w:t>
+      </w:r>
+    </w:p>
+    <w:p>
+      <w:pPr>
+        <w:spacing w:after="60" w:before="120"/>
+      </w:pPr>
+      <w:r>
+        <w:rPr>
+          <w:color w:val="BBBBBB"/>
+        </w:rPr>
+        <w:t xml:space="preserve">______________________________________________________________________</w:t>
+      </w:r>
+    </w:p>
+    <w:p>
+      <w:pPr>
+        <w:spacing w:after="60" w:before="120"/>
+      </w:pPr>
+      <w:r>
+        <w:rPr>
+          <w:color w:val="BBBBBB"/>
+        </w:rPr>
+        <w:t xml:space="preserve">______________________________________________________________________</w:t>
+      </w:r>
+    </w:p>
+    <w:p>
+      <w:pPr>
+        <w:spacing w:after="60" w:before="120"/>
+      </w:pPr>
+      <w:r>
+        <w:rPr>
+          <w:color w:val="BBBBBB"/>
+        </w:rPr>
+        <w:t xml:space="preserve">______________________________________________________________________</w:t>
+      </w:r>
+    </w:p>
+    <w:p>
+      <w:pPr>
+        <w:spacing w:after="80" w:before="0"/>
+      </w:pPr>
+      <w:r>
+        <w:rPr>
+          <w:b/>
+          <w:bCs/>
+        </w:rPr>
+        <w:t xml:space="preserve">8. The food truck sells tacos at a steady rate: 2 tacos cost $5. At that rate, how much do 6 tacos cost?</w:t>
+      </w:r>
+    </w:p>
+    <w:p>
+      <w:pPr>
+        <w:spacing w:after="40" w:before="0"/>
+      </w:pPr>
+      <w:r>
+        <w:t xml:space="preserve">     A. $15</w:t>
+      </w:r>
+    </w:p>
+    <w:p>
+      <w:pPr>
+        <w:spacing w:after="40" w:before="0"/>
+      </w:pPr>
+      <w:r>
+        <w:t xml:space="preserve">     B. $11</w:t>
+      </w:r>
+    </w:p>
+    <w:p>
+      <w:pPr>
+        <w:spacing w:after="40" w:before="0"/>
+      </w:pPr>
+      <w:r>
+        <w:t xml:space="preserve">     C. $12</w:t>
+      </w:r>
+    </w:p>
+    <w:p>
+      <w:pPr>
+        <w:spacing w:after="40" w:before="0"/>
+      </w:pPr>
+      <w:r>
+        <w:t xml:space="preserve">     D. $30</w:t>
+      </w:r>
+    </w:p>
+    <w:p>
+      <w:pPr>
+        <w:spacing w:after="60" w:before="120"/>
+      </w:pPr>
+      <w:r>
+        <w:rPr>
+          <w:color w:val="BBBBBB"/>
+        </w:rPr>
+        <w:t xml:space="preserve">______________________________________________________________________</w:t>
+      </w:r>
+    </w:p>
+    <w:p>
+      <w:pPr>
+        <w:spacing w:after="80" w:before="0"/>
+      </w:pPr>
+      <w:r>
+        <w:rPr>
+          <w:b/>
+          <w:bCs/>
+        </w:rPr>
+        <w:t xml:space="preserve">9. A smoothie recipe at the truck uses 4 cups of mango for every 3 cups of pineapple. How many cups of mango are needed for 9 cups of pineapple?</w:t>
+      </w:r>
+    </w:p>
+    <w:p>
+      <w:pPr>
+        <w:spacing w:after="40" w:before="0"/>
+      </w:pPr>
+      <w:r>
+        <w:t xml:space="preserve">     A. 12</w:t>
+      </w:r>
+    </w:p>
+    <w:p>
+      <w:pPr>
+        <w:spacing w:after="40" w:before="0"/>
+      </w:pPr>
+      <w:r>
+        <w:t xml:space="preserve">     B. 10</w:t>
+      </w:r>
+    </w:p>
+    <w:p>
+      <w:pPr>
+        <w:spacing w:after="40" w:before="0"/>
+      </w:pPr>
+      <w:r>
+        <w:t xml:space="preserve">     C. 13</w:t>
+      </w:r>
+    </w:p>
+    <w:p>
+      <w:pPr>
+        <w:spacing w:after="40" w:before="0"/>
+      </w:pPr>
+      <w:r>
+        <w:t xml:space="preserve">     D. 9</w:t>
+      </w:r>
+    </w:p>
+    <w:p>
+      <w:pPr>
+        <w:spacing w:after="60" w:before="120"/>
+      </w:pPr>
+      <w:r>
+        <w:rPr>
+          <w:color w:val="BBBBBB"/>
+        </w:rPr>
+        <w:t xml:space="preserve">______________________________________________________________________</w:t>
+      </w:r>
+    </w:p>
+    <w:p>
+      <w:pPr>
+        <w:spacing w:after="80" w:before="0"/>
+      </w:pPr>
+      <w:r>
+        <w:rPr>
+          <w:b/>
+          <w:bCs/>
+        </w:rPr>
+        <w:t xml:space="preserve">10. Match each food truck order to its missing ratio-table value.</w:t>
       </w:r>
     </w:p>
     <w:tbl>
@@ -1053,7 +1244,7 @@
                 <w:b/>
                 <w:bCs/>
               </w:rPr>
-              <w:t xml:space="preserve">Flour (cups)</w:t>
+              <w:t xml:space="preserve">Item</w:t>
             </w:r>
           </w:p>
         </w:tc>
@@ -1067,7 +1258,7 @@
                 <w:b/>
                 <w:bCs/>
               </w:rPr>
-              <w:t xml:space="preserve">Sugar (cups)</w:t>
+              <w:t xml:space="preserve">Answer choices</w:t>
             </w:r>
           </w:p>
         </w:tc>
@@ -1079,11 +1270,7 @@
           </w:tcPr>
           <w:p>
             <w:r>
-              <w:rPr>
-                <w:b w:val="false"/>
-                <w:bCs w:val="false"/>
-              </w:rPr>
-              <w:t xml:space="preserve">2</w:t>
+              <w:t xml:space="preserve">____  3 burgers cost $12, so 5 burgers cost ___</w:t>
             </w:r>
           </w:p>
         </w:tc>
@@ -1093,11 +1280,7 @@
           </w:tcPr>
           <w:p>
             <w:r>
-              <w:rPr>
-                <w:b w:val="false"/>
-                <w:bCs w:val="false"/>
-              </w:rPr>
-              <w:t xml:space="preserve"> </w:t>
+              <w:t xml:space="preserve">D. $12</w:t>
             </w:r>
           </w:p>
         </w:tc>
@@ -1109,11 +1292,7 @@
           </w:tcPr>
           <w:p>
             <w:r>
-              <w:rPr>
-                <w:b w:val="false"/>
-                <w:bCs w:val="false"/>
-              </w:rPr>
-              <w:t xml:space="preserve">6</w:t>
+              <w:t xml:space="preserve">____  Ratio table 7:2, partner of 21 is ___</w:t>
             </w:r>
           </w:p>
         </w:tc>
@@ -1123,11 +1302,7 @@
           </w:tcPr>
           <w:p>
             <w:r>
-              <w:rPr>
-                <w:b w:val="false"/>
-                <w:bCs w:val="false"/>
-              </w:rPr>
-              <w:t xml:space="preserve"> </w:t>
+              <w:t xml:space="preserve">C. 36</w:t>
             </w:r>
           </w:p>
         </w:tc>
@@ -1139,11 +1314,7 @@
           </w:tcPr>
           <w:p>
             <w:r>
-              <w:rPr>
-                <w:b w:val="false"/>
-                <w:bCs w:val="false"/>
-              </w:rPr>
-              <w:t xml:space="preserve">10</w:t>
+              <w:t xml:space="preserve">____  Ratio table 5:6, partner of 30 in the first column is ___</w:t>
             </w:r>
           </w:p>
         </w:tc>
@@ -1153,11 +1324,7 @@
           </w:tcPr>
           <w:p>
             <w:r>
-              <w:rPr>
-                <w:b w:val="false"/>
-                <w:bCs w:val="false"/>
-              </w:rPr>
-              <w:t xml:space="preserve"> </w:t>
+              <w:t xml:space="preserve">B. 6</w:t>
             </w:r>
           </w:p>
         </w:tc>
@@ -1169,11 +1336,7 @@
           </w:tcPr>
           <w:p>
             <w:r>
-              <w:rPr>
-                <w:b w:val="false"/>
-                <w:bCs w:val="false"/>
-              </w:rPr>
-              <w:t xml:space="preserve">14</w:t>
+              <w:t xml:space="preserve">____  2 drinks cost $3, so 8 drinks cost ___</w:t>
             </w:r>
           </w:p>
         </w:tc>
@@ -1183,11 +1346,7 @@
           </w:tcPr>
           <w:p>
             <w:r>
-              <w:rPr>
-                <w:b w:val="false"/>
-                <w:bCs w:val="false"/>
-              </w:rPr>
-              <w:t xml:space="preserve"> </w:t>
+              <w:t xml:space="preserve">A. $20</w:t>
             </w:r>
           </w:p>
         </w:tc>
@@ -1205,171 +1364,6 @@
       </w:r>
     </w:p>
     <w:p>
-      <w:pPr>
-        <w:spacing w:after="80" w:before="0"/>
-      </w:pPr>
-      <w:r>
-        <w:rPr>
-          <w:b/>
-          <w:bCs/>
-        </w:rPr>
-        <w:t xml:space="preserve">8. A ratio table shows 3 tickets cost $12. How much do 7 tickets cost?</w:t>
-      </w:r>
-    </w:p>
-    <w:p>
-      <w:pPr>
-        <w:spacing w:after="40" w:before="0"/>
-      </w:pPr>
-      <w:r>
-        <w:t xml:space="preserve">     A. $28</w:t>
-      </w:r>
-    </w:p>
-    <w:p>
-      <w:pPr>
-        <w:spacing w:after="40" w:before="0"/>
-      </w:pPr>
-      <w:r>
-        <w:t xml:space="preserve">     B. $24</w:t>
-      </w:r>
-    </w:p>
-    <w:p>
-      <w:pPr>
-        <w:spacing w:after="40" w:before="0"/>
-      </w:pPr>
-      <w:r>
-        <w:t xml:space="preserve">     C. $21</w:t>
-      </w:r>
-    </w:p>
-    <w:p>
-      <w:pPr>
-        <w:spacing w:after="40" w:before="0"/>
-      </w:pPr>
-      <w:r>
-        <w:t xml:space="preserve">     D. $36</w:t>
-      </w:r>
-    </w:p>
-    <w:p>
-      <w:pPr>
-        <w:spacing w:after="60" w:before="120"/>
-      </w:pPr>
-      <w:r>
-        <w:rPr>
-          <w:color w:val="BBBBBB"/>
-        </w:rPr>
-        <w:t xml:space="preserve">______________________________________________________________________</w:t>
-      </w:r>
-    </w:p>
-    <w:p>
-      <w:pPr>
-        <w:spacing w:after="80" w:before="0"/>
-      </w:pPr>
-      <w:r>
-        <w:rPr>
-          <w:b/>
-          <w:bCs/>
-        </w:rPr>
-        <w:t xml:space="preserve">9. In a ratio table, 4 maps to 10. What does 12 map to?</w:t>
-      </w:r>
-    </w:p>
-    <w:p>
-      <w:pPr>
-        <w:spacing w:after="40" w:before="0"/>
-      </w:pPr>
-      <w:r>
-        <w:t xml:space="preserve">     A. 30</w:t>
-      </w:r>
-    </w:p>
-    <w:p>
-      <w:pPr>
-        <w:spacing w:after="40" w:before="0"/>
-      </w:pPr>
-      <w:r>
-        <w:t xml:space="preserve">     B. 24</w:t>
-      </w:r>
-    </w:p>
-    <w:p>
-      <w:pPr>
-        <w:spacing w:after="40" w:before="0"/>
-      </w:pPr>
-      <w:r>
-        <w:t xml:space="preserve">     C. 36</w:t>
-      </w:r>
-    </w:p>
-    <w:p>
-      <w:pPr>
-        <w:spacing w:after="40" w:before="0"/>
-      </w:pPr>
-      <w:r>
-        <w:t xml:space="preserve">     D. 18</w:t>
-      </w:r>
-    </w:p>
-    <w:p>
-      <w:pPr>
-        <w:spacing w:after="60" w:before="120"/>
-      </w:pPr>
-      <w:r>
-        <w:rPr>
-          <w:color w:val="BBBBBB"/>
-        </w:rPr>
-        <w:t xml:space="preserve">______________________________________________________________________</w:t>
-      </w:r>
-    </w:p>
-    <w:p>
-      <w:pPr>
-        <w:spacing w:after="80" w:before="0"/>
-      </w:pPr>
-      <w:r>
-        <w:rPr>
-          <w:b/>
-          <w:bCs/>
-        </w:rPr>
-        <w:t xml:space="preserve">10. A ratio table keeps the ratio 5:8. If one row is 15, what is its partner value?</w:t>
-      </w:r>
-    </w:p>
-    <w:p>
-      <w:pPr>
-        <w:spacing w:after="40" w:before="0"/>
-      </w:pPr>
-      <w:r>
-        <w:t xml:space="preserve">     A. 24</w:t>
-      </w:r>
-    </w:p>
-    <w:p>
-      <w:pPr>
-        <w:spacing w:after="40" w:before="0"/>
-      </w:pPr>
-      <w:r>
-        <w:t xml:space="preserve">     B. 20</w:t>
-      </w:r>
-    </w:p>
-    <w:p>
-      <w:pPr>
-        <w:spacing w:after="40" w:before="0"/>
-      </w:pPr>
-      <w:r>
-        <w:t xml:space="preserve">     C. 23</w:t>
-      </w:r>
-    </w:p>
-    <w:p>
-      <w:pPr>
-        <w:spacing w:after="40" w:before="0"/>
-      </w:pPr>
-      <w:r>
-        <w:t xml:space="preserve">     D. 40</w:t>
-      </w:r>
-    </w:p>
-    <w:p>
-      <w:pPr>
-        <w:spacing w:after="60" w:before="120"/>
-      </w:pPr>
-      <w:r>
-        <w:rPr>
-          <w:color w:val="BBBBBB"/>
-        </w:rPr>
-        <w:t xml:space="preserve">______________________________________________________________________</w:t>
-      </w:r>
-    </w:p>
-    <w:p>
       <w:r>
         <w:br w:type="page"/>
       </w:r>
@@ -1401,10 +1395,22 @@
     </w:p>
     <w:p>
       <w:pPr>
+        <w:spacing w:after="20" w:before="0"/>
+      </w:pPr>
+      <w:r>
+        <w:t xml:space="preserve">     The scale factor is 15 ÷ 5 = 3. Multiply the eggs by 3: 3 × 3 = 9 eggs.</w:t>
+      </w:r>
+    </w:p>
+    <w:p>
+      <w:pPr>
         <w:spacing w:after="80" w:before="0"/>
       </w:pPr>
       <w:r>
-        <w:t xml:space="preserve">     The scale factor is 15 ÷ 5 = 3. Multiply the eggs by 3: 3 × 3 = 9 eggs.</w:t>
+        <w:rPr>
+          <w:i/>
+          <w:iCs/>
+        </w:rPr>
+        <w:t xml:space="preserve">     Watch for: A common mistake in Ratio Tables is skipping the key idea: "To keep a ratio the same, multiply both numbers by the same scale factor." — always check your work against this rule before you submit.</w:t>
       </w:r>
     </w:p>
     <w:p>
@@ -1421,10 +1427,22 @@
     </w:p>
     <w:p>
       <w:pPr>
+        <w:spacing w:after="20" w:before="0"/>
+      </w:pPr>
+      <w:r>
+        <w:t xml:space="preserve">     6:10 simplifies to 3:5, not 4:5. The other ratios (8:10, 12:15, 16:20) all simplify to 4:5.</w:t>
+      </w:r>
+    </w:p>
+    <w:p>
+      <w:pPr>
         <w:spacing w:after="80" w:before="0"/>
       </w:pPr>
       <w:r>
-        <w:t xml:space="preserve">     6:10 simplifies to 3:5, not 4:5. The other ratios (8:10, 12:15, 16:20) all simplify to 4:5.</w:t>
+        <w:rPr>
+          <w:i/>
+          <w:iCs/>
+        </w:rPr>
+        <w:t xml:space="preserve">     Watch for: A common mistake in Ratio Tables is skipping the key idea: "To keep a ratio the same, multiply both numbers by the same scale factor." — always check your work against this rule before you submit.</w:t>
       </w:r>
     </w:p>
     <w:p>
@@ -1509,10 +1527,22 @@
     </w:p>
     <w:p>
       <w:pPr>
+        <w:spacing w:after="20" w:before="0"/>
+      </w:pPr>
+      <w:r>
+        <w:t xml:space="preserve">     Scale factor: 12 ÷ 3 = 4. Multiply butter by 4: 2 × 4 = 8 cups of butter.</w:t>
+      </w:r>
+    </w:p>
+    <w:p>
+      <w:pPr>
         <w:spacing w:after="80" w:before="0"/>
       </w:pPr>
       <w:r>
-        <w:t xml:space="preserve">     Scale factor: 12 ÷ 3 = 4. Multiply butter by 4: 2 × 4 = 8 cups of butter.</w:t>
+        <w:rPr>
+          <w:i/>
+          <w:iCs/>
+        </w:rPr>
+        <w:t xml:space="preserve">     Watch for: A common mistake in Ratio Tables is skipping the key idea: "To keep a ratio the same, multiply both numbers by the same scale factor." — always check your work against this rule before you submit.</w:t>
       </w:r>
     </w:p>
     <w:p>
@@ -1597,54 +1627,158 @@
     </w:p>
     <w:p>
       <w:pPr>
+        <w:spacing w:after="20" w:before="0"/>
+      </w:pPr>
+      <w:r>
+        <w:t xml:space="preserve">     From 5 to 15: 15 ÷ 5 = 3. From 8 to 24: 24 ÷ 8 = 3. The scale factor is 3.</w:t>
+      </w:r>
+    </w:p>
+    <w:p>
+      <w:pPr>
         <w:spacing w:after="80" w:before="0"/>
       </w:pPr>
       <w:r>
-        <w:t xml:space="preserve">     From 5 to 15: 15 ÷ 5 = 3. From 8 to 24: 24 ÷ 8 = 3. The scale factor is 3.</w:t>
-      </w:r>
-    </w:p>
-    <w:p>
-      <w:pPr>
-        <w:spacing w:after="40" w:before="0"/>
-      </w:pPr>
-      <w:r>
-        <w:rPr>
-          <w:b/>
-          <w:bCs/>
-        </w:rPr>
-        <w:t xml:space="preserve">7. Complete the ratio table. The ratio of cups of flour to cups of sugar is 2 : 1.</w:t>
-      </w:r>
-    </w:p>
-    <w:p>
-      <w:pPr>
-        <w:spacing w:after="20" w:before="0"/>
-      </w:pPr>
-      <w:r>
-        <w:t xml:space="preserve">     2 — Sugar (cups): 1</w:t>
-      </w:r>
-    </w:p>
-    <w:p>
-      <w:pPr>
-        <w:spacing w:after="20" w:before="0"/>
-      </w:pPr>
-      <w:r>
-        <w:t xml:space="preserve">     6 — Sugar (cups): 3</w:t>
-      </w:r>
-    </w:p>
-    <w:p>
-      <w:pPr>
-        <w:spacing w:after="20" w:before="0"/>
-      </w:pPr>
-      <w:r>
-        <w:t xml:space="preserve">     10 — Sugar (cups): 5</w:t>
-      </w:r>
-    </w:p>
-    <w:p>
-      <w:pPr>
-        <w:spacing w:after="20" w:before="0"/>
-      </w:pPr>
-      <w:r>
-        <w:t xml:space="preserve">     14 — Sugar (cups): 7</w:t>
+        <w:rPr>
+          <w:i/>
+          <w:iCs/>
+        </w:rPr>
+        <w:t xml:space="preserve">     Watch for: A common mistake in Ratio Tables is skipping the key idea: "To keep a ratio the same, multiply both numbers by the same scale factor." — always check your work against this rule before you submit.</w:t>
+      </w:r>
+    </w:p>
+    <w:p>
+      <w:pPr>
+        <w:spacing w:after="40" w:before="0"/>
+      </w:pPr>
+      <w:r>
+        <w:rPr>
+          <w:b/>
+          <w:bCs/>
+        </w:rPr>
+        <w:t xml:space="preserve">7. onLevel — Spot the Common Mistake</w:t>
+      </w:r>
+    </w:p>
+    <w:p>
+      <w:pPr>
+        <w:spacing w:after="20" w:before="0"/>
+      </w:pPr>
+      <w:r>
+        <w:t xml:space="preserve">     The mistake is in Step 2.</w:t>
+      </w:r>
+    </w:p>
+    <w:p>
+      <w:pPr>
+        <w:spacing w:after="20" w:before="0"/>
+      </w:pPr>
+      <w:r>
+        <w:t xml:space="preserve">     Correct work: Follow the key idea: To keep a ratio the same, multiply both numbers by the same scale factor.</w:t>
+      </w:r>
+    </w:p>
+    <w:p>
+      <w:pPr>
+        <w:spacing w:after="40" w:before="0"/>
+      </w:pPr>
+      <w:r>
+        <w:rPr>
+          <w:b/>
+          <w:bCs/>
+        </w:rPr>
+        <w:t xml:space="preserve">8. A. $15</w:t>
+      </w:r>
+    </w:p>
+    <w:p>
+      <w:pPr>
+        <w:spacing w:after="20" w:before="0"/>
+      </w:pPr>
+      <w:r>
+        <w:t xml:space="preserve">     6 tacos is 3 times 2 tacos, so multiply the cost by 3: $5 x 3 = $15.</w:t>
+      </w:r>
+    </w:p>
+    <w:p>
+      <w:pPr>
+        <w:spacing w:after="80" w:before="0"/>
+      </w:pPr>
+      <w:r>
+        <w:rPr>
+          <w:i/>
+          <w:iCs/>
+        </w:rPr>
+        <w:t xml:space="preserve">     Watch for: A common mistake in Ratio Tables is skipping the key idea: "To keep a ratio the same, multiply both numbers by the same scale factor." — always check your work against this rule before you submit.</w:t>
+      </w:r>
+    </w:p>
+    <w:p>
+      <w:pPr>
+        <w:spacing w:after="40" w:before="0"/>
+      </w:pPr>
+      <w:r>
+        <w:rPr>
+          <w:b/>
+          <w:bCs/>
+        </w:rPr>
+        <w:t xml:space="preserve">9. A. 12</w:t>
+      </w:r>
+    </w:p>
+    <w:p>
+      <w:pPr>
+        <w:spacing w:after="20" w:before="0"/>
+      </w:pPr>
+      <w:r>
+        <w:t xml:space="preserve">     The scale factor is 9 div 3 = 3. Multiply the mango by 3: 4 x 3 = 12 cups.</w:t>
+      </w:r>
+    </w:p>
+    <w:p>
+      <w:pPr>
+        <w:spacing w:after="80" w:before="0"/>
+      </w:pPr>
+      <w:r>
+        <w:rPr>
+          <w:i/>
+          <w:iCs/>
+        </w:rPr>
+        <w:t xml:space="preserve">     Watch for: A common mistake in Ratio Tables is skipping the key idea: "To keep a ratio the same, multiply both numbers by the same scale factor." — always check your work against this rule before you submit.</w:t>
+      </w:r>
+    </w:p>
+    <w:p>
+      <w:pPr>
+        <w:spacing w:after="40" w:before="0"/>
+      </w:pPr>
+      <w:r>
+        <w:rPr>
+          <w:b/>
+          <w:bCs/>
+        </w:rPr>
+        <w:t xml:space="preserve">10. Matches:</w:t>
+      </w:r>
+    </w:p>
+    <w:p>
+      <w:pPr>
+        <w:spacing w:after="20" w:before="0"/>
+      </w:pPr>
+      <w:r>
+        <w:t xml:space="preserve">     3 burgers cost $12, so 5 burgers cost ___ → $20</w:t>
+      </w:r>
+    </w:p>
+    <w:p>
+      <w:pPr>
+        <w:spacing w:after="20" w:before="0"/>
+      </w:pPr>
+      <w:r>
+        <w:t xml:space="preserve">     Ratio table 7:2, partner of 21 is ___ → 6</w:t>
+      </w:r>
+    </w:p>
+    <w:p>
+      <w:pPr>
+        <w:spacing w:after="20" w:before="0"/>
+      </w:pPr>
+      <w:r>
+        <w:t xml:space="preserve">     Ratio table 5:6, partner of 30 in the first column is ___ → 36</w:t>
+      </w:r>
+    </w:p>
+    <w:p>
+      <w:pPr>
+        <w:spacing w:after="20" w:before="0"/>
+      </w:pPr>
+      <w:r>
+        <w:t xml:space="preserve">     2 drinks cost $3, so 8 drinks cost ___ → $12</w:t>
       </w:r>
     </w:p>
     <w:p>
@@ -1653,66 +1787,6 @@
       </w:pPr>
       <w:r>
         <w:t xml:space="preserve"/>
-      </w:r>
-    </w:p>
-    <w:p>
-      <w:pPr>
-        <w:spacing w:after="40" w:before="0"/>
-      </w:pPr>
-      <w:r>
-        <w:rPr>
-          <w:b/>
-          <w:bCs/>
-        </w:rPr>
-        <w:t xml:space="preserve">8. A. $28</w:t>
-      </w:r>
-    </w:p>
-    <w:p>
-      <w:pPr>
-        <w:spacing w:after="80" w:before="0"/>
-      </w:pPr>
-      <w:r>
-        <w:t xml:space="preserve">     Each ticket costs $12 ÷ 3 = $4, so 7 tickets cost 7 × $4 = $28.</w:t>
-      </w:r>
-    </w:p>
-    <w:p>
-      <w:pPr>
-        <w:spacing w:after="40" w:before="0"/>
-      </w:pPr>
-      <w:r>
-        <w:rPr>
-          <w:b/>
-          <w:bCs/>
-        </w:rPr>
-        <w:t xml:space="preserve">9. A. 30</w:t>
-      </w:r>
-    </w:p>
-    <w:p>
-      <w:pPr>
-        <w:spacing w:after="80" w:before="0"/>
-      </w:pPr>
-      <w:r>
-        <w:t xml:space="preserve">     12 is 3 times 4, so multiply 10 by 3 to get 30.</w:t>
-      </w:r>
-    </w:p>
-    <w:p>
-      <w:pPr>
-        <w:spacing w:after="40" w:before="0"/>
-      </w:pPr>
-      <w:r>
-        <w:rPr>
-          <w:b/>
-          <w:bCs/>
-        </w:rPr>
-        <w:t xml:space="preserve">10. A. 24</w:t>
-      </w:r>
-    </w:p>
-    <w:p>
-      <w:pPr>
-        <w:spacing w:after="80" w:before="0"/>
-      </w:pPr>
-      <w:r>
-        <w:t xml:space="preserve">     15 is 3 times 5, so the partner is 3 times 8 = 24.</w:t>
       </w:r>
     </w:p>
     <w:sectPr>

--- a/lessons/3-2/homework.docx
+++ b/lessons/3-2/homework.docx
@@ -1020,31 +1020,39 @@
           <w:b/>
           <w:bCs/>
         </w:rPr>
-        <w:t xml:space="preserve">7. onLevel — Spot the Common Mistake</w:t>
-      </w:r>
-    </w:p>
-    <w:p>
-      <w:pPr>
-        <w:spacing w:after="40" w:before="0"/>
-      </w:pPr>
-      <w:r>
-        <w:t xml:space="preserve">   Step 1 (Read): A student is working on Ratio Tables.</w:t>
-      </w:r>
-    </w:p>
-    <w:p>
-      <w:pPr>
-        <w:spacing w:after="40" w:before="0"/>
-      </w:pPr>
-      <w:r>
-        <w:t xml:space="preserve">   Step 2 (Attempt): They ignored the rule: To keep a ratio the same, multiply both numbers by the same scale factor.</w:t>
-      </w:r>
-    </w:p>
-    <w:p>
-      <w:pPr>
-        <w:spacing w:after="40" w:before="0"/>
-      </w:pPr>
-      <w:r>
-        <w:t xml:space="preserve">   Step 3 (Check): The answer does not match the math rule from class.</w:t>
+        <w:t xml:space="preserve">7. onLevel — Catch Marcus's Mistake</w:t>
+      </w:r>
+    </w:p>
+    <w:p>
+      <w:pPr>
+        <w:spacing w:after="40" w:before="0"/>
+      </w:pPr>
+      <w:r>
+        <w:t xml:space="preserve">   Step 1 (Read the table): A ratio table starts with 3:8. Marcus needs to find the row where the first value is 12.</w:t>
+      </w:r>
+    </w:p>
+    <w:p>
+      <w:pPr>
+        <w:spacing w:after="40" w:before="0"/>
+      </w:pPr>
+      <w:r>
+        <w:t xml:space="preserve">   Step 2 (Find the change): Marcus sees the first value went from 3 to 12, a difference of 9.</w:t>
+      </w:r>
+    </w:p>
+    <w:p>
+      <w:pPr>
+        <w:spacing w:after="40" w:before="0"/>
+      </w:pPr>
+      <w:r>
+        <w:t xml:space="preserve">   Step 3 (Apply the change): Marcus adds 9 to the second value: 8 + 9 = 17</w:t>
+      </w:r>
+    </w:p>
+    <w:p>
+      <w:pPr>
+        <w:spacing w:after="40" w:before="0"/>
+      </w:pPr>
+      <w:r>
+        <w:t xml:space="preserve">   Step 4 (Write the new row): Marcus's answer: 12:17</w:t>
       </w:r>
     </w:p>
     <w:p>
@@ -1410,7 +1418,7 @@
           <w:i/>
           <w:iCs/>
         </w:rPr>
-        <w:t xml:space="preserve">     Watch for: A common mistake in Ratio Tables is skipping the key idea: "To keep a ratio the same, multiply both numbers by the same scale factor." — always check your work against this rule before you submit.</w:t>
+        <w:t xml:space="preserve">     Watch for: A common mistake in Ratio Tables is scaling only ONE part of the ratio, or adding the scale factor to a part instead of multiplying by it — for example, turning 2:3 into 6:3 (multiplying only the first number by 3 and forgetting the second) or into 4:5 (adding the scale factor 2 to the second number instead of multiplying, since 3+2=5 but 3×2=6). Before you submit, multiply BOTH numbers by the same scale factor and check that your new ratio simplifies back to the original.</w:t>
       </w:r>
     </w:p>
     <w:p>
@@ -1442,7 +1450,7 @@
           <w:i/>
           <w:iCs/>
         </w:rPr>
-        <w:t xml:space="preserve">     Watch for: A common mistake in Ratio Tables is skipping the key idea: "To keep a ratio the same, multiply both numbers by the same scale factor." — always check your work against this rule before you submit.</w:t>
+        <w:t xml:space="preserve">     Watch for: A common mistake in Ratio Tables is scaling only ONE part of the ratio, or adding the scale factor to a part instead of multiplying by it — for example, turning 2:3 into 6:3 (multiplying only the first number by 3 and forgetting the second) or into 4:5 (adding the scale factor 2 to the second number instead of multiplying, since 3+2=5 but 3×2=6). Before you submit, multiply BOTH numbers by the same scale factor and check that your new ratio simplifies back to the original.</w:t>
       </w:r>
     </w:p>
     <w:p>
@@ -1542,7 +1550,7 @@
           <w:i/>
           <w:iCs/>
         </w:rPr>
-        <w:t xml:space="preserve">     Watch for: A common mistake in Ratio Tables is skipping the key idea: "To keep a ratio the same, multiply both numbers by the same scale factor." — always check your work against this rule before you submit.</w:t>
+        <w:t xml:space="preserve">     Watch for: A common mistake in Ratio Tables is scaling only ONE part of the ratio, or adding the scale factor to a part instead of multiplying by it — for example, turning 2:3 into 6:3 (multiplying only the first number by 3 and forgetting the second) or into 4:5 (adding the scale factor 2 to the second number instead of multiplying, since 3+2=5 but 3×2=6). Before you submit, multiply BOTH numbers by the same scale factor and check that your new ratio simplifies back to the original.</w:t>
       </w:r>
     </w:p>
     <w:p>
@@ -1642,19 +1650,19 @@
           <w:i/>
           <w:iCs/>
         </w:rPr>
-        <w:t xml:space="preserve">     Watch for: A common mistake in Ratio Tables is skipping the key idea: "To keep a ratio the same, multiply both numbers by the same scale factor." — always check your work against this rule before you submit.</w:t>
-      </w:r>
-    </w:p>
-    <w:p>
-      <w:pPr>
-        <w:spacing w:after="40" w:before="0"/>
-      </w:pPr>
-      <w:r>
-        <w:rPr>
-          <w:b/>
-          <w:bCs/>
-        </w:rPr>
-        <w:t xml:space="preserve">7. onLevel — Spot the Common Mistake</w:t>
+        <w:t xml:space="preserve">     Watch for: A common mistake in Ratio Tables is scaling only ONE part of the ratio, or adding the scale factor to a part instead of multiplying by it — for example, turning 2:3 into 6:3 (multiplying only the first number by 3 and forgetting the second) or into 4:5 (adding the scale factor 2 to the second number instead of multiplying, since 3+2=5 but 3×2=6). Before you submit, multiply BOTH numbers by the same scale factor and check that your new ratio simplifies back to the original.</w:t>
+      </w:r>
+    </w:p>
+    <w:p>
+      <w:pPr>
+        <w:spacing w:after="40" w:before="0"/>
+      </w:pPr>
+      <w:r>
+        <w:rPr>
+          <w:b/>
+          <w:bCs/>
+        </w:rPr>
+        <w:t xml:space="preserve">7. onLevel — Catch Marcus's Mistake</w:t>
       </w:r>
     </w:p>
     <w:p>
@@ -1670,7 +1678,7 @@
         <w:spacing w:after="20" w:before="0"/>
       </w:pPr>
       <w:r>
-        <w:t xml:space="preserve">     Correct work: Follow the key idea: To keep a ratio the same, multiply both numbers by the same scale factor.</w:t>
+        <w:t xml:space="preserve">     Correct work: Marcus subtracted instead of finding a scale factor. The scale factor from 3 to 12 is 12 ÷ 3 = 4 (not a difference of 9). Multiply the second value by that same scale factor: 8 × 4 = 32, so the correct row is 12:32.</w:t>
       </w:r>
     </w:p>
     <w:p>
@@ -1702,7 +1710,7 @@
           <w:i/>
           <w:iCs/>
         </w:rPr>
-        <w:t xml:space="preserve">     Watch for: A common mistake in Ratio Tables is skipping the key idea: "To keep a ratio the same, multiply both numbers by the same scale factor." — always check your work against this rule before you submit.</w:t>
+        <w:t xml:space="preserve">     Watch for: A common mistake in Ratio Tables is scaling only ONE part of the ratio, or adding the scale factor to a part instead of multiplying by it — for example, turning 2:3 into 6:3 (multiplying only the first number by 3 and forgetting the second) or into 4:5 (adding the scale factor 2 to the second number instead of multiplying, since 3+2=5 but 3×2=6). Before you submit, multiply BOTH numbers by the same scale factor and check that your new ratio simplifies back to the original.</w:t>
       </w:r>
     </w:p>
     <w:p>
@@ -1734,7 +1742,7 @@
           <w:i/>
           <w:iCs/>
         </w:rPr>
-        <w:t xml:space="preserve">     Watch for: A common mistake in Ratio Tables is skipping the key idea: "To keep a ratio the same, multiply both numbers by the same scale factor." — always check your work against this rule before you submit.</w:t>
+        <w:t xml:space="preserve">     Watch for: A common mistake in Ratio Tables is scaling only ONE part of the ratio, or adding the scale factor to a part instead of multiplying by it — for example, turning 2:3 into 6:3 (multiplying only the first number by 3 and forgetting the second) or into 4:5 (adding the scale factor 2 to the second number instead of multiplying, since 3+2=5 but 3×2=6). Before you submit, multiply BOTH numbers by the same scale factor and check that your new ratio simplifies back to the original.</w:t>
       </w:r>
     </w:p>
     <w:p>

--- a/lessons/3-2/homework.docx
+++ b/lessons/3-2/homework.docx
@@ -12,7 +12,7 @@
           <w:b/>
           <w:bCs/>
         </w:rPr>
-        <w:t xml:space="preserve">Ratio Tables — Homework</w:t>
+        <w:t xml:space="preserve">Rates and Unit Rates — Homework</w:t>
       </w:r>
     </w:p>
     <w:p>
@@ -24,7 +24,7 @@
           <w:i/>
           <w:iCs/>
         </w:rPr>
-        <w:t xml:space="preserve">Lesson 3-2  •  Standard 6.AT.3a</w:t>
+        <w:t xml:space="preserve">Lesson 4-1  •  Standard 6.AT.2</w:t>
       </w:r>
     </w:p>
     <w:p>
@@ -80,7 +80,7 @@
         <w:spacing w:after="60" w:before="0"/>
       </w:pPr>
       <w:r>
-        <w:t xml:space="preserve">Content: I can use a ratio table to find equivalent ratios.</w:t>
+        <w:t xml:space="preserve">Content: I can find a unit rate to compare prices and decide the better buy.</w:t>
       </w:r>
     </w:p>
     <w:p>
@@ -88,7 +88,7 @@
         <w:spacing w:after="60" w:before="0"/>
       </w:pPr>
       <w:r>
-        <w:t xml:space="preserve">Language: I can explain my table using the words ratio table, equivalent ratio, scale factor, and pattern.</w:t>
+        <w:t xml:space="preserve">Language: I can explain my choice using the words rate, unit rate, per, and better buy.</w:t>
       </w:r>
     </w:p>
     <w:p>
@@ -161,10 +161,136 @@
           <w:b/>
           <w:bCs/>
         </w:rPr>
-        <w:t xml:space="preserve">Ratio table (Tabla de razones)</w:t>
-      </w:r>
-      <w:r>
-        <w:t xml:space="preserve"> — A table of equal ratios that shows a pattern.</w:t>
+        <w:t xml:space="preserve">Rate (Tasa)</w:t>
+      </w:r>
+      <w:r>
+        <w:t xml:space="preserve"> — A ratio comparing two amounts with different units, like miles per hour.</w:t>
+      </w:r>
+    </w:p>
+    <w:p>
+      <w:pPr>
+        <w:keepNext/>
+        <w:spacing w:after="20" w:before="80"/>
+        <w:jc w:val="center"/>
+      </w:pPr>
+      <w:r>
+        <w:drawing>
+          <wp:inline distT="0" distB="0" distL="0" distR="0">
+            <wp:extent cx="1047750" cy="790575"/>
+            <wp:effectExtent t="0" r="0" b="0" l="0"/>
+            <wp:docPr id="1" name="" descr="" title=""/>
+            <wp:cNvGraphicFramePr>
+              <a:graphicFrameLocks xmlns:a="http://schemas.openxmlformats.org/drawingml/2006/main" noChangeAspect="1"/>
+            </wp:cNvGraphicFramePr>
+            <a:graphic xmlns:a="http://schemas.openxmlformats.org/drawingml/2006/main">
+              <a:graphicData uri="http://schemas.openxmlformats.org/drawingml/2006/picture">
+                <pic:pic xmlns:pic="http://schemas.openxmlformats.org/drawingml/2006/picture">
+                  <pic:nvPicPr>
+                    <pic:cNvPr id="0" name="" descr=""/>
+                    <pic:cNvPicPr>
+                      <a:picLocks noChangeAspect="1" noChangeArrowheads="1"/>
+                    </pic:cNvPicPr>
+                  </pic:nvPicPr>
+                  <pic:blipFill>
+                    <a:blip r:embed="rId7" cstate="none"/>
+                    <a:srcRect/>
+                    <a:stretch>
+                      <a:fillRect/>
+                    </a:stretch>
+                  </pic:blipFill>
+                  <pic:spPr bwMode="auto">
+                    <a:xfrm>
+                      <a:off x="0" y="0"/>
+                      <a:ext cx="1047750" cy="790575"/>
+                    </a:xfrm>
+                    <a:prstGeom prst="rect">
+                      <a:avLst/>
+                    </a:prstGeom>
+                  </pic:spPr>
+                </pic:pic>
+              </a:graphicData>
+            </a:graphic>
+          </wp:inline>
+        </w:drawing>
+      </w:r>
+    </w:p>
+    <w:p>
+      <w:pPr>
+        <w:keepNext/>
+        <w:spacing w:after="120"/>
+      </w:pPr>
+      <w:r>
+        <w:rPr>
+          <w:b/>
+          <w:bCs/>
+        </w:rPr>
+        <w:t xml:space="preserve">Unit Rate (Tasa unitaria)</w:t>
+      </w:r>
+      <w:r>
+        <w:t xml:space="preserve"> — A rate for just 1 of something, like cost for 1 item.</w:t>
+      </w:r>
+    </w:p>
+    <w:p>
+      <w:pPr>
+        <w:keepNext/>
+        <w:spacing w:after="20" w:before="80"/>
+        <w:jc w:val="center"/>
+      </w:pPr>
+      <w:r>
+        <w:drawing>
+          <wp:inline distT="0" distB="0" distL="0" distR="0">
+            <wp:extent cx="1047750" cy="790575"/>
+            <wp:effectExtent t="0" r="0" b="0" l="0"/>
+            <wp:docPr id="1" name="" descr="" title=""/>
+            <wp:cNvGraphicFramePr>
+              <a:graphicFrameLocks xmlns:a="http://schemas.openxmlformats.org/drawingml/2006/main" noChangeAspect="1"/>
+            </wp:cNvGraphicFramePr>
+            <a:graphic xmlns:a="http://schemas.openxmlformats.org/drawingml/2006/main">
+              <a:graphicData uri="http://schemas.openxmlformats.org/drawingml/2006/picture">
+                <pic:pic xmlns:pic="http://schemas.openxmlformats.org/drawingml/2006/picture">
+                  <pic:nvPicPr>
+                    <pic:cNvPr id="0" name="" descr=""/>
+                    <pic:cNvPicPr>
+                      <a:picLocks noChangeAspect="1" noChangeArrowheads="1"/>
+                    </pic:cNvPicPr>
+                  </pic:nvPicPr>
+                  <pic:blipFill>
+                    <a:blip r:embed="rId7" cstate="none"/>
+                    <a:srcRect/>
+                    <a:stretch>
+                      <a:fillRect/>
+                    </a:stretch>
+                  </pic:blipFill>
+                  <pic:spPr bwMode="auto">
+                    <a:xfrm>
+                      <a:off x="0" y="0"/>
+                      <a:ext cx="1047750" cy="790575"/>
+                    </a:xfrm>
+                    <a:prstGeom prst="rect">
+                      <a:avLst/>
+                    </a:prstGeom>
+                  </pic:spPr>
+                </pic:pic>
+              </a:graphicData>
+            </a:graphic>
+          </wp:inline>
+        </w:drawing>
+      </w:r>
+    </w:p>
+    <w:p>
+      <w:pPr>
+        <w:keepNext/>
+        <w:spacing w:after="120"/>
+      </w:pPr>
+      <w:r>
+        <w:rPr>
+          <w:b/>
+          <w:bCs/>
+        </w:rPr>
+        <w:t xml:space="preserve">Per (Por)</w:t>
+      </w:r>
+      <w:r>
+        <w:t xml:space="preserve"> — For each one. Example: 5 dollars per book.</w:t>
       </w:r>
     </w:p>
     <w:p>
@@ -224,10 +350,73 @@
           <w:b/>
           <w:bCs/>
         </w:rPr>
-        <w:t xml:space="preserve">Equivalent ratio (Razón equivalente)</w:t>
-      </w:r>
-      <w:r>
-        <w:t xml:space="preserve"> — Two ratios that mean the same thing, like 1:2 and 2:4.</w:t>
+        <w:t xml:space="preserve">Ratio (Razón)</w:t>
+      </w:r>
+      <w:r>
+        <w:t xml:space="preserve"> — A way to compare two amounts.</w:t>
+      </w:r>
+    </w:p>
+    <w:p>
+      <w:pPr>
+        <w:keepNext/>
+        <w:spacing w:after="20" w:before="80"/>
+        <w:jc w:val="center"/>
+      </w:pPr>
+      <w:r>
+        <w:drawing>
+          <wp:inline distT="0" distB="0" distL="0" distR="0">
+            <wp:extent cx="1047750" cy="790575"/>
+            <wp:effectExtent t="0" r="0" b="0" l="0"/>
+            <wp:docPr id="1" name="" descr="" title=""/>
+            <wp:cNvGraphicFramePr>
+              <a:graphicFrameLocks xmlns:a="http://schemas.openxmlformats.org/drawingml/2006/main" noChangeAspect="1"/>
+            </wp:cNvGraphicFramePr>
+            <a:graphic xmlns:a="http://schemas.openxmlformats.org/drawingml/2006/main">
+              <a:graphicData uri="http://schemas.openxmlformats.org/drawingml/2006/picture">
+                <pic:pic xmlns:pic="http://schemas.openxmlformats.org/drawingml/2006/picture">
+                  <pic:nvPicPr>
+                    <pic:cNvPr id="0" name="" descr=""/>
+                    <pic:cNvPicPr>
+                      <a:picLocks noChangeAspect="1" noChangeArrowheads="1"/>
+                    </pic:cNvPicPr>
+                  </pic:nvPicPr>
+                  <pic:blipFill>
+                    <a:blip r:embed="rId7" cstate="none"/>
+                    <a:srcRect/>
+                    <a:stretch>
+                      <a:fillRect/>
+                    </a:stretch>
+                  </pic:blipFill>
+                  <pic:spPr bwMode="auto">
+                    <a:xfrm>
+                      <a:off x="0" y="0"/>
+                      <a:ext cx="1047750" cy="790575"/>
+                    </a:xfrm>
+                    <a:prstGeom prst="rect">
+                      <a:avLst/>
+                    </a:prstGeom>
+                  </pic:spPr>
+                </pic:pic>
+              </a:graphicData>
+            </a:graphic>
+          </wp:inline>
+        </w:drawing>
+      </w:r>
+    </w:p>
+    <w:p>
+      <w:pPr>
+        <w:keepNext/>
+        <w:spacing w:after="120"/>
+      </w:pPr>
+      <w:r>
+        <w:rPr>
+          <w:b/>
+          <w:bCs/>
+        </w:rPr>
+        <w:t xml:space="preserve">Better Buy (Mejor compra)</w:t>
+      </w:r>
+      <w:r>
+        <w:t xml:space="preserve"> — The choice that costs less for each item.</w:t>
       </w:r>
     </w:p>
     <w:p>
@@ -287,136 +476,10 @@
           <w:b/>
           <w:bCs/>
         </w:rPr>
-        <w:t xml:space="preserve">Scale factor (Factor de escala)</w:t>
-      </w:r>
-      <w:r>
-        <w:t xml:space="preserve"> — The number you multiply both parts of a ratio by to get an equal ratio.</w:t>
-      </w:r>
-    </w:p>
-    <w:p>
-      <w:pPr>
-        <w:keepNext/>
-        <w:spacing w:after="20" w:before="80"/>
-        <w:jc w:val="center"/>
-      </w:pPr>
-      <w:r>
-        <w:drawing>
-          <wp:inline distT="0" distB="0" distL="0" distR="0">
-            <wp:extent cx="1047750" cy="790575"/>
-            <wp:effectExtent t="0" r="0" b="0" l="0"/>
-            <wp:docPr id="1" name="" descr="" title=""/>
-            <wp:cNvGraphicFramePr>
-              <a:graphicFrameLocks xmlns:a="http://schemas.openxmlformats.org/drawingml/2006/main" noChangeAspect="1"/>
-            </wp:cNvGraphicFramePr>
-            <a:graphic xmlns:a="http://schemas.openxmlformats.org/drawingml/2006/main">
-              <a:graphicData uri="http://schemas.openxmlformats.org/drawingml/2006/picture">
-                <pic:pic xmlns:pic="http://schemas.openxmlformats.org/drawingml/2006/picture">
-                  <pic:nvPicPr>
-                    <pic:cNvPr id="0" name="" descr=""/>
-                    <pic:cNvPicPr>
-                      <a:picLocks noChangeAspect="1" noChangeArrowheads="1"/>
-                    </pic:cNvPicPr>
-                  </pic:nvPicPr>
-                  <pic:blipFill>
-                    <a:blip r:embed="rId10" cstate="none"/>
-                    <a:srcRect/>
-                    <a:stretch>
-                      <a:fillRect/>
-                    </a:stretch>
-                  </pic:blipFill>
-                  <pic:spPr bwMode="auto">
-                    <a:xfrm>
-                      <a:off x="0" y="0"/>
-                      <a:ext cx="1047750" cy="790575"/>
-                    </a:xfrm>
-                    <a:prstGeom prst="rect">
-                      <a:avLst/>
-                    </a:prstGeom>
-                  </pic:spPr>
-                </pic:pic>
-              </a:graphicData>
-            </a:graphic>
-          </wp:inline>
-        </w:drawing>
-      </w:r>
-    </w:p>
-    <w:p>
-      <w:pPr>
-        <w:keepNext/>
-        <w:spacing w:after="120"/>
-      </w:pPr>
-      <w:r>
-        <w:rPr>
-          <w:b/>
-          <w:bCs/>
-        </w:rPr>
-        <w:t xml:space="preserve">Pattern (Patrón)</w:t>
-      </w:r>
-      <w:r>
-        <w:t xml:space="preserve"> — A rule that numbers follow again and again.</w:t>
-      </w:r>
-    </w:p>
-    <w:p>
-      <w:pPr>
-        <w:keepNext/>
-        <w:spacing w:after="20" w:before="80"/>
-        <w:jc w:val="center"/>
-      </w:pPr>
-      <w:r>
-        <w:drawing>
-          <wp:inline distT="0" distB="0" distL="0" distR="0">
-            <wp:extent cx="1047750" cy="790575"/>
-            <wp:effectExtent t="0" r="0" b="0" l="0"/>
-            <wp:docPr id="1" name="" descr="" title=""/>
-            <wp:cNvGraphicFramePr>
-              <a:graphicFrameLocks xmlns:a="http://schemas.openxmlformats.org/drawingml/2006/main" noChangeAspect="1"/>
-            </wp:cNvGraphicFramePr>
-            <a:graphic xmlns:a="http://schemas.openxmlformats.org/drawingml/2006/main">
-              <a:graphicData uri="http://schemas.openxmlformats.org/drawingml/2006/picture">
-                <pic:pic xmlns:pic="http://schemas.openxmlformats.org/drawingml/2006/picture">
-                  <pic:nvPicPr>
-                    <pic:cNvPr id="0" name="" descr=""/>
-                    <pic:cNvPicPr>
-                      <a:picLocks noChangeAspect="1" noChangeArrowheads="1"/>
-                    </pic:cNvPicPr>
-                  </pic:nvPicPr>
-                  <pic:blipFill>
-                    <a:blip r:embed="rId10" cstate="none"/>
-                    <a:srcRect/>
-                    <a:stretch>
-                      <a:fillRect/>
-                    </a:stretch>
-                  </pic:blipFill>
-                  <pic:spPr bwMode="auto">
-                    <a:xfrm>
-                      <a:off x="0" y="0"/>
-                      <a:ext cx="1047750" cy="790575"/>
-                    </a:xfrm>
-                    <a:prstGeom prst="rect">
-                      <a:avLst/>
-                    </a:prstGeom>
-                  </pic:spPr>
-                </pic:pic>
-              </a:graphicData>
-            </a:graphic>
-          </wp:inline>
-        </w:drawing>
-      </w:r>
-    </w:p>
-    <w:p>
-      <w:pPr>
-        <w:keepNext/>
-        <w:spacing w:after="120"/>
-      </w:pPr>
-      <w:r>
-        <w:rPr>
-          <w:b/>
-          <w:bCs/>
-        </w:rPr>
-        <w:t xml:space="preserve">Additive pattern (Patrón aditivo)</w:t>
-      </w:r>
-      <w:r>
-        <w:t xml:space="preserve"> — Adding the same amount to both parts of a ratio table to make new rows.</w:t>
+        <w:t xml:space="preserve">Divide (Dividir)</w:t>
+      </w:r>
+      <w:r>
+        <w:t xml:space="preserve"> — Splitting a total into equal groups.</w:t>
       </w:r>
     </w:p>
     <w:p>
@@ -453,39 +516,39 @@
           <w:b/>
           <w:bCs/>
         </w:rPr>
-        <w:t xml:space="preserve">1. A recipe uses 3 eggs for every 5 cups of flour. How many eggs are needed for 15 cups of flour?</w:t>
-      </w:r>
-    </w:p>
-    <w:p>
-      <w:pPr>
-        <w:spacing w:after="40" w:before="0"/>
-      </w:pPr>
-      <w:r>
-        <w:t xml:space="preserve">     A. 9</w:t>
-      </w:r>
-    </w:p>
-    <w:p>
-      <w:pPr>
-        <w:spacing w:after="40" w:before="0"/>
-      </w:pPr>
-      <w:r>
-        <w:t xml:space="preserve">     B. 6</w:t>
-      </w:r>
-    </w:p>
-    <w:p>
-      <w:pPr>
-        <w:spacing w:after="40" w:before="0"/>
-      </w:pPr>
-      <w:r>
-        <w:t xml:space="preserve">     C. 10</w:t>
-      </w:r>
-    </w:p>
-    <w:p>
-      <w:pPr>
-        <w:spacing w:after="40" w:before="0"/>
-      </w:pPr>
-      <w:r>
-        <w:t xml:space="preserve">     D. 12</w:t>
+        <w:t xml:space="preserve">1. A booth charges $4.50 for 9 games. What is the unit rate?</w:t>
+      </w:r>
+    </w:p>
+    <w:p>
+      <w:pPr>
+        <w:spacing w:after="40" w:before="0"/>
+      </w:pPr>
+      <w:r>
+        <w:t xml:space="preserve">     A. $0.50 per game</w:t>
+      </w:r>
+    </w:p>
+    <w:p>
+      <w:pPr>
+        <w:spacing w:after="40" w:before="0"/>
+      </w:pPr>
+      <w:r>
+        <w:t xml:space="preserve">     B. $0.45 per game</w:t>
+      </w:r>
+    </w:p>
+    <w:p>
+      <w:pPr>
+        <w:spacing w:after="40" w:before="0"/>
+      </w:pPr>
+      <w:r>
+        <w:t xml:space="preserve">     C. $2.00 per game</w:t>
+      </w:r>
+    </w:p>
+    <w:p>
+      <w:pPr>
+        <w:spacing w:after="40" w:before="0"/>
+      </w:pPr>
+      <w:r>
+        <w:t xml:space="preserve">     D. $4.50 per game</w:t>
       </w:r>
     </w:p>
     <w:p>
@@ -508,39 +571,39 @@
           <w:b/>
           <w:bCs/>
         </w:rPr>
-        <w:t xml:space="preserve">2. Which row does NOT belong in a ratio table for 4:5?</w:t>
-      </w:r>
-    </w:p>
-    <w:p>
-      <w:pPr>
-        <w:spacing w:after="40" w:before="0"/>
-      </w:pPr>
-      <w:r>
-        <w:t xml:space="preserve">     A. 6:10</w:t>
-      </w:r>
-    </w:p>
-    <w:p>
-      <w:pPr>
-        <w:spacing w:after="40" w:before="0"/>
-      </w:pPr>
-      <w:r>
-        <w:t xml:space="preserve">     B. 8:10</w:t>
-      </w:r>
-    </w:p>
-    <w:p>
-      <w:pPr>
-        <w:spacing w:after="40" w:before="0"/>
-      </w:pPr>
-      <w:r>
-        <w:t xml:space="preserve">     C. 12:15</w:t>
-      </w:r>
-    </w:p>
-    <w:p>
-      <w:pPr>
-        <w:spacing w:after="40" w:before="0"/>
-      </w:pPr>
-      <w:r>
-        <w:t xml:space="preserve">     D. 16:20</w:t>
+        <w:t xml:space="preserve">2. A car travels 180 miles using 6 gallons of gas. What is the unit rate in miles per gallon?</w:t>
+      </w:r>
+    </w:p>
+    <w:p>
+      <w:pPr>
+        <w:spacing w:after="40" w:before="0"/>
+      </w:pPr>
+      <w:r>
+        <w:t xml:space="preserve">     A. 30 miles per gallon</w:t>
+      </w:r>
+    </w:p>
+    <w:p>
+      <w:pPr>
+        <w:spacing w:after="40" w:before="0"/>
+      </w:pPr>
+      <w:r>
+        <w:t xml:space="preserve">     B. 6 miles per gallon</w:t>
+      </w:r>
+    </w:p>
+    <w:p>
+      <w:pPr>
+        <w:spacing w:after="40" w:before="0"/>
+      </w:pPr>
+      <w:r>
+        <w:t xml:space="preserve">     C. 180 miles per gallon</w:t>
+      </w:r>
+    </w:p>
+    <w:p>
+      <w:pPr>
+        <w:spacing w:after="40" w:before="0"/>
+      </w:pPr>
+      <w:r>
+        <w:t xml:space="preserve">     D. 36 miles per gallon</w:t>
       </w:r>
     </w:p>
     <w:p>
@@ -563,7 +626,7 @@
           <w:b/>
           <w:bCs/>
         </w:rPr>
-        <w:t xml:space="preserve">3. Complete the ratio table for lemon juice to water in Chef Reyes's lemonade recipe (1 cup lemon juice for every 4 cups water).</w:t>
+        <w:t xml:space="preserve">3. Complete the table to find unit rates and determine the best deal.</w:t>
       </w:r>
     </w:p>
     <w:tbl>
@@ -582,6 +645,7 @@
         <w:gridCol w:w="100"/>
         <w:gridCol w:w="100"/>
         <w:gridCol w:w="100"/>
+        <w:gridCol w:w="100"/>
       </w:tblGrid>
       <w:tr>
         <w:trPr>
@@ -589,7 +653,7 @@
         </w:trPr>
         <w:tc>
           <w:tcPr>
-            <w:tcW w:type="pct" w:w="33%"/>
+            <w:tcW w:type="pct" w:w="25%"/>
           </w:tcPr>
           <w:p>
             <w:r>
@@ -597,13 +661,13 @@
                 <w:b/>
                 <w:bCs/>
               </w:rPr>
-              <w:t xml:space="preserve">Pitchers</w:t>
-            </w:r>
-          </w:p>
-        </w:tc>
-        <w:tc>
-          <w:tcPr>
-            <w:tcW w:type="pct" w:w="33%"/>
+              <w:t xml:space="preserve">Deal</w:t>
+            </w:r>
+          </w:p>
+        </w:tc>
+        <w:tc>
+          <w:tcPr>
+            <w:tcW w:type="pct" w:w="25%"/>
           </w:tcPr>
           <w:p>
             <w:r>
@@ -611,13 +675,13 @@
                 <w:b/>
                 <w:bCs/>
               </w:rPr>
-              <w:t xml:space="preserve">Lemon Juice (cups)</w:t>
-            </w:r>
-          </w:p>
-        </w:tc>
-        <w:tc>
-          <w:tcPr>
-            <w:tcW w:type="pct" w:w="33%"/>
+              <w:t xml:space="preserve">Quantity</w:t>
+            </w:r>
+          </w:p>
+        </w:tc>
+        <w:tc>
+          <w:tcPr>
+            <w:tcW w:type="pct" w:w="25%"/>
           </w:tcPr>
           <w:p>
             <w:r>
@@ -625,7 +689,21 @@
                 <w:b/>
                 <w:bCs/>
               </w:rPr>
-              <w:t xml:space="preserve">Water (cups)</w:t>
+              <w:t xml:space="preserve">Cost</w:t>
+            </w:r>
+          </w:p>
+        </w:tc>
+        <w:tc>
+          <w:tcPr>
+            <w:tcW w:type="pct" w:w="25%"/>
+          </w:tcPr>
+          <w:p>
+            <w:r>
+              <w:rPr>
+                <w:b/>
+                <w:bCs/>
+              </w:rPr>
+              <w:t xml:space="preserve">Unit Rate</w:t>
             </w:r>
           </w:p>
         </w:tc>
@@ -633,7 +711,7 @@
       <w:tr>
         <w:tc>
           <w:tcPr>
-            <w:tcW w:type="pct" w:w="33%"/>
+            <w:tcW w:type="pct" w:w="25%"/>
           </w:tcPr>
           <w:p>
             <w:r>
@@ -641,13 +719,13 @@
                 <w:b w:val="false"/>
                 <w:bCs w:val="false"/>
               </w:rPr>
-              <w:t xml:space="preserve">1</w:t>
-            </w:r>
-          </w:p>
-        </w:tc>
-        <w:tc>
-          <w:tcPr>
-            <w:tcW w:type="pct" w:w="33%"/>
+              <w:t xml:space="preserve">Tokens Pack A</w:t>
+            </w:r>
+          </w:p>
+        </w:tc>
+        <w:tc>
+          <w:tcPr>
+            <w:tcW w:type="pct" w:w="25%"/>
           </w:tcPr>
           <w:p>
             <w:r>
@@ -655,13 +733,13 @@
                 <w:b w:val="false"/>
                 <w:bCs w:val="false"/>
               </w:rPr>
-              <w:t xml:space="preserve">1</w:t>
-            </w:r>
-          </w:p>
-        </w:tc>
-        <w:tc>
-          <w:tcPr>
-            <w:tcW w:type="pct" w:w="33%"/>
+              <w:t xml:space="preserve">20 tokens</w:t>
+            </w:r>
+          </w:p>
+        </w:tc>
+        <w:tc>
+          <w:tcPr>
+            <w:tcW w:type="pct" w:w="25%"/>
           </w:tcPr>
           <w:p>
             <w:r>
@@ -669,29 +747,13 @@
                 <w:b w:val="false"/>
                 <w:bCs w:val="false"/>
               </w:rPr>
-              <w:t xml:space="preserve">4</w:t>
-            </w:r>
-          </w:p>
-        </w:tc>
-      </w:tr>
-      <w:tr>
-        <w:tc>
-          <w:tcPr>
-            <w:tcW w:type="pct" w:w="33%"/>
-          </w:tcPr>
-          <w:p>
-            <w:r>
-              <w:rPr>
-                <w:b w:val="false"/>
-                <w:bCs w:val="false"/>
-              </w:rPr>
-              <w:t xml:space="preserve">2</w:t>
-            </w:r>
-          </w:p>
-        </w:tc>
-        <w:tc>
-          <w:tcPr>
-            <w:tcW w:type="pct" w:w="33%"/>
+              <w:t xml:space="preserve">$5.00</w:t>
+            </w:r>
+          </w:p>
+        </w:tc>
+        <w:tc>
+          <w:tcPr>
+            <w:tcW w:type="pct" w:w="25%"/>
           </w:tcPr>
           <w:p>
             <w:r>
@@ -703,9 +765,53 @@
             </w:r>
           </w:p>
         </w:tc>
-        <w:tc>
-          <w:tcPr>
-            <w:tcW w:type="pct" w:w="33%"/>
+      </w:tr>
+      <w:tr>
+        <w:tc>
+          <w:tcPr>
+            <w:tcW w:type="pct" w:w="25%"/>
+          </w:tcPr>
+          <w:p>
+            <w:r>
+              <w:rPr>
+                <w:b w:val="false"/>
+                <w:bCs w:val="false"/>
+              </w:rPr>
+              <w:t xml:space="preserve">Tokens Pack B</w:t>
+            </w:r>
+          </w:p>
+        </w:tc>
+        <w:tc>
+          <w:tcPr>
+            <w:tcW w:type="pct" w:w="25%"/>
+          </w:tcPr>
+          <w:p>
+            <w:r>
+              <w:rPr>
+                <w:b w:val="false"/>
+                <w:bCs w:val="false"/>
+              </w:rPr>
+              <w:t xml:space="preserve">35 tokens</w:t>
+            </w:r>
+          </w:p>
+        </w:tc>
+        <w:tc>
+          <w:tcPr>
+            <w:tcW w:type="pct" w:w="25%"/>
+          </w:tcPr>
+          <w:p>
+            <w:r>
+              <w:rPr>
+                <w:b w:val="false"/>
+                <w:bCs w:val="false"/>
+              </w:rPr>
+              <w:t xml:space="preserve">$7.00</w:t>
+            </w:r>
+          </w:p>
+        </w:tc>
+        <w:tc>
+          <w:tcPr>
+            <w:tcW w:type="pct" w:w="25%"/>
           </w:tcPr>
           <w:p>
             <w:r>
@@ -721,7 +827,7 @@
       <w:tr>
         <w:tc>
           <w:tcPr>
-            <w:tcW w:type="pct" w:w="33%"/>
+            <w:tcW w:type="pct" w:w="25%"/>
           </w:tcPr>
           <w:p>
             <w:r>
@@ -729,13 +835,41 @@
                 <w:b w:val="false"/>
                 <w:bCs w:val="false"/>
               </w:rPr>
-              <w:t xml:space="preserve">5</w:t>
-            </w:r>
-          </w:p>
-        </w:tc>
-        <w:tc>
-          <w:tcPr>
-            <w:tcW w:type="pct" w:w="33%"/>
+              <w:t xml:space="preserve">Tokens Pack C</w:t>
+            </w:r>
+          </w:p>
+        </w:tc>
+        <w:tc>
+          <w:tcPr>
+            <w:tcW w:type="pct" w:w="25%"/>
+          </w:tcPr>
+          <w:p>
+            <w:r>
+              <w:rPr>
+                <w:b w:val="false"/>
+                <w:bCs w:val="false"/>
+              </w:rPr>
+              <w:t xml:space="preserve">50 tokens</w:t>
+            </w:r>
+          </w:p>
+        </w:tc>
+        <w:tc>
+          <w:tcPr>
+            <w:tcW w:type="pct" w:w="25%"/>
+          </w:tcPr>
+          <w:p>
+            <w:r>
+              <w:rPr>
+                <w:b w:val="false"/>
+                <w:bCs w:val="false"/>
+              </w:rPr>
+              <w:t xml:space="preserve">$12.50</w:t>
+            </w:r>
+          </w:p>
+        </w:tc>
+        <w:tc>
+          <w:tcPr>
+            <w:tcW w:type="pct" w:w="25%"/>
           </w:tcPr>
           <w:p>
             <w:r>
@@ -747,64 +881,6 @@
             </w:r>
           </w:p>
         </w:tc>
-        <w:tc>
-          <w:tcPr>
-            <w:tcW w:type="pct" w:w="33%"/>
-          </w:tcPr>
-          <w:p>
-            <w:r>
-              <w:rPr>
-                <w:b w:val="false"/>
-                <w:bCs w:val="false"/>
-              </w:rPr>
-              <w:t xml:space="preserve"> </w:t>
-            </w:r>
-          </w:p>
-        </w:tc>
-      </w:tr>
-      <w:tr>
-        <w:tc>
-          <w:tcPr>
-            <w:tcW w:type="pct" w:w="33%"/>
-          </w:tcPr>
-          <w:p>
-            <w:r>
-              <w:rPr>
-                <w:b w:val="false"/>
-                <w:bCs w:val="false"/>
-              </w:rPr>
-              <w:t xml:space="preserve">10</w:t>
-            </w:r>
-          </w:p>
-        </w:tc>
-        <w:tc>
-          <w:tcPr>
-            <w:tcW w:type="pct" w:w="33%"/>
-          </w:tcPr>
-          <w:p>
-            <w:r>
-              <w:rPr>
-                <w:b w:val="false"/>
-                <w:bCs w:val="false"/>
-              </w:rPr>
-              <w:t xml:space="preserve"> </w:t>
-            </w:r>
-          </w:p>
-        </w:tc>
-        <w:tc>
-          <w:tcPr>
-            <w:tcW w:type="pct" w:w="33%"/>
-          </w:tcPr>
-          <w:p>
-            <w:r>
-              <w:rPr>
-                <w:b w:val="false"/>
-                <w:bCs w:val="false"/>
-              </w:rPr>
-              <w:t xml:space="preserve"> </w:t>
-            </w:r>
-          </w:p>
-        </w:tc>
       </w:tr>
     </w:tbl>
     <w:p>
@@ -827,39 +903,39 @@
           <w:b/>
           <w:bCs/>
         </w:rPr>
-        <w:t xml:space="preserve">4. In a ratio table, the ratio of sugar to butter is 3:2. If you use 12 cups of sugar, how many cups of butter do you need?</w:t>
-      </w:r>
-    </w:p>
-    <w:p>
-      <w:pPr>
-        <w:spacing w:after="40" w:before="0"/>
-      </w:pPr>
-      <w:r>
-        <w:t xml:space="preserve">     A. 8</w:t>
-      </w:r>
-    </w:p>
-    <w:p>
-      <w:pPr>
-        <w:spacing w:after="40" w:before="0"/>
-      </w:pPr>
-      <w:r>
-        <w:t xml:space="preserve">     B. 6</w:t>
-      </w:r>
-    </w:p>
-    <w:p>
-      <w:pPr>
-        <w:spacing w:after="40" w:before="0"/>
-      </w:pPr>
-      <w:r>
-        <w:t xml:space="preserve">     C. 10</w:t>
-      </w:r>
-    </w:p>
-    <w:p>
-      <w:pPr>
-        <w:spacing w:after="40" w:before="0"/>
-      </w:pPr>
-      <w:r>
-        <w:t xml:space="preserve">     D. 9</w:t>
+        <w:t xml:space="preserve">4. Which token pack from the table above is the best deal?</w:t>
+      </w:r>
+    </w:p>
+    <w:p>
+      <w:pPr>
+        <w:spacing w:after="40" w:before="0"/>
+      </w:pPr>
+      <w:r>
+        <w:t xml:space="preserve">     A. Pack A</w:t>
+      </w:r>
+    </w:p>
+    <w:p>
+      <w:pPr>
+        <w:spacing w:after="40" w:before="0"/>
+      </w:pPr>
+      <w:r>
+        <w:t xml:space="preserve">     B. Pack B</w:t>
+      </w:r>
+    </w:p>
+    <w:p>
+      <w:pPr>
+        <w:spacing w:after="40" w:before="0"/>
+      </w:pPr>
+      <w:r>
+        <w:t xml:space="preserve">     C. Pack C</w:t>
+      </w:r>
+    </w:p>
+    <w:p>
+      <w:pPr>
+        <w:spacing w:after="40" w:before="0"/>
+      </w:pPr>
+      <w:r>
+        <w:t xml:space="preserve">     D. They are all the same</w:t>
       </w:r>
     </w:p>
     <w:p>
@@ -882,7 +958,7 @@
           <w:b/>
           <w:bCs/>
         </w:rPr>
-        <w:t xml:space="preserve">5. Which rows belong in a ratio table for 3:4? Sort them into correct and incorrect.</w:t>
+        <w:t xml:space="preserve">5. Sort each situation by whether the unit rate is 'per item' or 'per time'.</w:t>
       </w:r>
     </w:p>
     <w:p>
@@ -894,55 +970,55 @@
           <w:i/>
           <w:iCs/>
         </w:rPr>
-        <w:t xml:space="preserve">Groups: Belongs in 3:4 Table   |   Does NOT Belong</w:t>
-      </w:r>
-    </w:p>
-    <w:p>
-      <w:pPr>
-        <w:spacing w:after="40" w:before="0"/>
-      </w:pPr>
-      <w:r>
-        <w:t xml:space="preserve">   • 6:8   → __________________</w:t>
-      </w:r>
-    </w:p>
-    <w:p>
-      <w:pPr>
-        <w:spacing w:after="40" w:before="0"/>
-      </w:pPr>
-      <w:r>
-        <w:t xml:space="preserve">   • 9:12   → __________________</w:t>
-      </w:r>
-    </w:p>
-    <w:p>
-      <w:pPr>
-        <w:spacing w:after="40" w:before="0"/>
-      </w:pPr>
-      <w:r>
-        <w:t xml:space="preserve">   • 15:20   → __________________</w:t>
-      </w:r>
-    </w:p>
-    <w:p>
-      <w:pPr>
-        <w:spacing w:after="40" w:before="0"/>
-      </w:pPr>
-      <w:r>
-        <w:t xml:space="preserve">   • 6:10   → __________________</w:t>
-      </w:r>
-    </w:p>
-    <w:p>
-      <w:pPr>
-        <w:spacing w:after="40" w:before="0"/>
-      </w:pPr>
-      <w:r>
-        <w:t xml:space="preserve">   • 12:14   → __________________</w:t>
-      </w:r>
-    </w:p>
-    <w:p>
-      <w:pPr>
-        <w:spacing w:after="40" w:before="0"/>
-      </w:pPr>
-      <w:r>
-        <w:t xml:space="preserve">   • 9:16   → __________________</w:t>
+        <w:t xml:space="preserve">Groups: Rate Per Item   |   Rate Per Time</w:t>
+      </w:r>
+    </w:p>
+    <w:p>
+      <w:pPr>
+        <w:spacing w:after="40" w:before="0"/>
+      </w:pPr>
+      <w:r>
+        <w:t xml:space="preserve">   • $3 per pound of apples   → __________________</w:t>
+      </w:r>
+    </w:p>
+    <w:p>
+      <w:pPr>
+        <w:spacing w:after="40" w:before="0"/>
+      </w:pPr>
+      <w:r>
+        <w:t xml:space="preserve">   • 60 miles per hour   → __________________</w:t>
+      </w:r>
+    </w:p>
+    <w:p>
+      <w:pPr>
+        <w:spacing w:after="40" w:before="0"/>
+      </w:pPr>
+      <w:r>
+        <w:t xml:space="preserve">   • $0.25 per token   → __________________</w:t>
+      </w:r>
+    </w:p>
+    <w:p>
+      <w:pPr>
+        <w:spacing w:after="40" w:before="0"/>
+      </w:pPr>
+      <w:r>
+        <w:t xml:space="preserve">   • 15 pages per minute   → __________________</w:t>
+      </w:r>
+    </w:p>
+    <w:p>
+      <w:pPr>
+        <w:spacing w:after="40" w:before="0"/>
+      </w:pPr>
+      <w:r>
+        <w:t xml:space="preserve">   • $1.50 per bottle   → __________________</w:t>
+      </w:r>
+    </w:p>
+    <w:p>
+      <w:pPr>
+        <w:spacing w:after="40" w:before="0"/>
+      </w:pPr>
+      <w:r>
+        <w:t xml:space="preserve">   • 8 laps per hour   → __________________</w:t>
       </w:r>
     </w:p>
     <w:p>
@@ -965,39 +1041,39 @@
           <w:b/>
           <w:bCs/>
         </w:rPr>
-        <w:t xml:space="preserve">6. A ratio table shows 5:8, 10:16, 15:24. What scale factor was used from the first row to the third row?</w:t>
-      </w:r>
-    </w:p>
-    <w:p>
-      <w:pPr>
-        <w:spacing w:after="40" w:before="0"/>
-      </w:pPr>
-      <w:r>
-        <w:t xml:space="preserve">     A. 3</w:t>
-      </w:r>
-    </w:p>
-    <w:p>
-      <w:pPr>
-        <w:spacing w:after="40" w:before="0"/>
-      </w:pPr>
-      <w:r>
-        <w:t xml:space="preserve">     B. 2</w:t>
-      </w:r>
-    </w:p>
-    <w:p>
-      <w:pPr>
-        <w:spacing w:after="40" w:before="0"/>
-      </w:pPr>
-      <w:r>
-        <w:t xml:space="preserve">     C. 5</w:t>
-      </w:r>
-    </w:p>
-    <w:p>
-      <w:pPr>
-        <w:spacing w:after="40" w:before="0"/>
-      </w:pPr>
-      <w:r>
-        <w:t xml:space="preserve">     D. 8</w:t>
+        <w:t xml:space="preserve">6. Runner A completes 4 laps in 12 minutes. Runner B completes 5 laps in 14 minutes. Who runs more laps per minute?</w:t>
+      </w:r>
+    </w:p>
+    <w:p>
+      <w:pPr>
+        <w:spacing w:after="40" w:before="0"/>
+      </w:pPr>
+      <w:r>
+        <w:t xml:space="preserve">     A. Runner B</w:t>
+      </w:r>
+    </w:p>
+    <w:p>
+      <w:pPr>
+        <w:spacing w:after="40" w:before="0"/>
+      </w:pPr>
+      <w:r>
+        <w:t xml:space="preserve">     B. Runner A</w:t>
+      </w:r>
+    </w:p>
+    <w:p>
+      <w:pPr>
+        <w:spacing w:after="40" w:before="0"/>
+      </w:pPr>
+      <w:r>
+        <w:t xml:space="preserve">     C. Same rate</w:t>
+      </w:r>
+    </w:p>
+    <w:p>
+      <w:pPr>
+        <w:spacing w:after="40" w:before="0"/>
+      </w:pPr>
+      <w:r>
+        <w:t xml:space="preserve">     D. Cannot determine</w:t>
       </w:r>
     </w:p>
     <w:p>
@@ -1020,39 +1096,31 @@
           <w:b/>
           <w:bCs/>
         </w:rPr>
-        <w:t xml:space="preserve">7. onLevel — Catch Marcus's Mistake</w:t>
-      </w:r>
-    </w:p>
-    <w:p>
-      <w:pPr>
-        <w:spacing w:after="40" w:before="0"/>
-      </w:pPr>
-      <w:r>
-        <w:t xml:space="preserve">   Step 1 (Read the table): A ratio table starts with 3:8. Marcus needs to find the row where the first value is 12.</w:t>
-      </w:r>
-    </w:p>
-    <w:p>
-      <w:pPr>
-        <w:spacing w:after="40" w:before="0"/>
-      </w:pPr>
-      <w:r>
-        <w:t xml:space="preserve">   Step 2 (Find the change): Marcus sees the first value went from 3 to 12, a difference of 9.</w:t>
-      </w:r>
-    </w:p>
-    <w:p>
-      <w:pPr>
-        <w:spacing w:after="40" w:before="0"/>
-      </w:pPr>
-      <w:r>
-        <w:t xml:space="preserve">   Step 3 (Apply the change): Marcus adds 9 to the second value: 8 + 9 = 17</w:t>
-      </w:r>
-    </w:p>
-    <w:p>
-      <w:pPr>
-        <w:spacing w:after="40" w:before="0"/>
-      </w:pPr>
-      <w:r>
-        <w:t xml:space="preserve">   Step 4 (Write the new row): Marcus's answer: 12:17</w:t>
+        <w:t xml:space="preserve">7. onLevel — Spot the Common Mistake</w:t>
+      </w:r>
+    </w:p>
+    <w:p>
+      <w:pPr>
+        <w:spacing w:after="40" w:before="0"/>
+      </w:pPr>
+      <w:r>
+        <w:t xml:space="preserve">   Step 1 (Read the problem): Pack X is 10 tokens for $4.00. Pack Y is 16 tokens for $6.00. Which is the better buy (lower cost per token)?</w:t>
+      </w:r>
+    </w:p>
+    <w:p>
+      <w:pPr>
+        <w:spacing w:after="40" w:before="0"/>
+      </w:pPr>
+      <w:r>
+        <w:t xml:space="preserve">   Step 2 (Compare the deals): Pack X costs $4.00 and Pack Y costs $6.00. The student says Pack X is the better buy because $4.00 is the lower total price.</w:t>
+      </w:r>
+    </w:p>
+    <w:p>
+      <w:pPr>
+        <w:spacing w:after="40" w:before="0"/>
+      </w:pPr>
+      <w:r>
+        <w:t xml:space="preserve">   Step 3 (State the answer): The student chooses Pack X.</w:t>
       </w:r>
     </w:p>
     <w:p>
@@ -1109,39 +1177,39 @@
           <w:b/>
           <w:bCs/>
         </w:rPr>
-        <w:t xml:space="preserve">8. The food truck sells tacos at a steady rate: 2 tacos cost $5. At that rate, how much do 6 tacos cost?</w:t>
-      </w:r>
-    </w:p>
-    <w:p>
-      <w:pPr>
-        <w:spacing w:after="40" w:before="0"/>
-      </w:pPr>
-      <w:r>
-        <w:t xml:space="preserve">     A. $15</w:t>
-      </w:r>
-    </w:p>
-    <w:p>
-      <w:pPr>
-        <w:spacing w:after="40" w:before="0"/>
-      </w:pPr>
-      <w:r>
-        <w:t xml:space="preserve">     B. $11</w:t>
-      </w:r>
-    </w:p>
-    <w:p>
-      <w:pPr>
-        <w:spacing w:after="40" w:before="0"/>
-      </w:pPr>
-      <w:r>
-        <w:t xml:space="preserve">     C. $12</w:t>
-      </w:r>
-    </w:p>
-    <w:p>
-      <w:pPr>
-        <w:spacing w:after="40" w:before="0"/>
-      </w:pPr>
-      <w:r>
-        <w:t xml:space="preserve">     D. $30</w:t>
+        <w:t xml:space="preserve">8. The Star Blaster cabinet scored 90 points in 3 games. What is the unit rate in points per game?</w:t>
+      </w:r>
+    </w:p>
+    <w:p>
+      <w:pPr>
+        <w:spacing w:after="40" w:before="0"/>
+      </w:pPr>
+      <w:r>
+        <w:t xml:space="preserve">     A. 30 points per game</w:t>
+      </w:r>
+    </w:p>
+    <w:p>
+      <w:pPr>
+        <w:spacing w:after="40" w:before="0"/>
+      </w:pPr>
+      <w:r>
+        <w:t xml:space="preserve">     B. 270 points per game</w:t>
+      </w:r>
+    </w:p>
+    <w:p>
+      <w:pPr>
+        <w:spacing w:after="40" w:before="0"/>
+      </w:pPr>
+      <w:r>
+        <w:t xml:space="preserve">     C. 3 points per game</w:t>
+      </w:r>
+    </w:p>
+    <w:p>
+      <w:pPr>
+        <w:spacing w:after="40" w:before="0"/>
+      </w:pPr>
+      <w:r>
+        <w:t xml:space="preserve">     D. 93 points per game</w:t>
       </w:r>
     </w:p>
     <w:p>
@@ -1164,39 +1232,39 @@
           <w:b/>
           <w:bCs/>
         </w:rPr>
-        <w:t xml:space="preserve">9. A smoothie recipe at the truck uses 4 cups of mango for every 3 cups of pineapple. How many cups of mango are needed for 9 cups of pineapple?</w:t>
-      </w:r>
-    </w:p>
-    <w:p>
-      <w:pPr>
-        <w:spacing w:after="40" w:before="0"/>
-      </w:pPr>
-      <w:r>
-        <w:t xml:space="preserve">     A. 12</w:t>
-      </w:r>
-    </w:p>
-    <w:p>
-      <w:pPr>
-        <w:spacing w:after="40" w:before="0"/>
-      </w:pPr>
-      <w:r>
-        <w:t xml:space="preserve">     B. 10</w:t>
-      </w:r>
-    </w:p>
-    <w:p>
-      <w:pPr>
-        <w:spacing w:after="40" w:before="0"/>
-      </w:pPr>
-      <w:r>
-        <w:t xml:space="preserve">     C. 13</w:t>
-      </w:r>
-    </w:p>
-    <w:p>
-      <w:pPr>
-        <w:spacing w:after="40" w:before="0"/>
-      </w:pPr>
-      <w:r>
-        <w:t xml:space="preserve">     D. 9</w:t>
+        <w:t xml:space="preserve">9. Two cabinets give points over time. Nova scored 78 points in 6 minutes. Pulse scored 75 points in 5 minutes. Which cabinet has the faster scoring rate (more points per minute)?</w:t>
+      </w:r>
+    </w:p>
+    <w:p>
+      <w:pPr>
+        <w:spacing w:after="40" w:before="0"/>
+      </w:pPr>
+      <w:r>
+        <w:t xml:space="preserve">     A. Pulse, at 15 points per minute</w:t>
+      </w:r>
+    </w:p>
+    <w:p>
+      <w:pPr>
+        <w:spacing w:after="40" w:before="0"/>
+      </w:pPr>
+      <w:r>
+        <w:t xml:space="preserve">     B. Nova, at 13 points per minute</w:t>
+      </w:r>
+    </w:p>
+    <w:p>
+      <w:pPr>
+        <w:spacing w:after="40" w:before="0"/>
+      </w:pPr>
+      <w:r>
+        <w:t xml:space="preserve">     C. They score at the same rate</w:t>
+      </w:r>
+    </w:p>
+    <w:p>
+      <w:pPr>
+        <w:spacing w:after="40" w:before="0"/>
+      </w:pPr>
+      <w:r>
+        <w:t xml:space="preserve">     D. There is not enough information</w:t>
       </w:r>
     </w:p>
     <w:p>
@@ -1219,7 +1287,7 @@
           <w:b/>
           <w:bCs/>
         </w:rPr>
-        <w:t xml:space="preserve">10. Match each food truck order to its missing ratio-table value.</w:t>
+        <w:t xml:space="preserve">10. Match each arcade deal to its unit rate (coins per play).</w:t>
       </w:r>
     </w:p>
     <w:tbl>
@@ -1278,7 +1346,7 @@
           </w:tcPr>
           <w:p>
             <w:r>
-              <w:t xml:space="preserve">____  3 burgers cost $12, so 5 burgers cost ___</w:t>
+              <w:t xml:space="preserve">____  80 coins for 4 plays</w:t>
             </w:r>
           </w:p>
         </w:tc>
@@ -1288,7 +1356,7 @@
           </w:tcPr>
           <w:p>
             <w:r>
-              <w:t xml:space="preserve">D. $12</w:t>
+              <w:t xml:space="preserve">D. 11 coins per play</w:t>
             </w:r>
           </w:p>
         </w:tc>
@@ -1300,7 +1368,7 @@
           </w:tcPr>
           <w:p>
             <w:r>
-              <w:t xml:space="preserve">____  Ratio table 7:2, partner of 21 is ___</w:t>
+              <w:t xml:space="preserve">____  63 coins for 7 plays</w:t>
             </w:r>
           </w:p>
         </w:tc>
@@ -1310,7 +1378,7 @@
           </w:tcPr>
           <w:p>
             <w:r>
-              <w:t xml:space="preserve">C. 36</w:t>
+              <w:t xml:space="preserve">C. 8 coins per play</w:t>
             </w:r>
           </w:p>
         </w:tc>
@@ -1322,7 +1390,7 @@
           </w:tcPr>
           <w:p>
             <w:r>
-              <w:t xml:space="preserve">____  Ratio table 5:6, partner of 30 in the first column is ___</w:t>
+              <w:t xml:space="preserve">____  48 coins for 6 plays</w:t>
             </w:r>
           </w:p>
         </w:tc>
@@ -1332,7 +1400,7 @@
           </w:tcPr>
           <w:p>
             <w:r>
-              <w:t xml:space="preserve">B. 6</w:t>
+              <w:t xml:space="preserve">B. 9 coins per play</w:t>
             </w:r>
           </w:p>
         </w:tc>
@@ -1344,7 +1412,7 @@
           </w:tcPr>
           <w:p>
             <w:r>
-              <w:t xml:space="preserve">____  2 drinks cost $3, so 8 drinks cost ___</w:t>
+              <w:t xml:space="preserve">____  55 coins for 5 plays</w:t>
             </w:r>
           </w:p>
         </w:tc>
@@ -1354,7 +1422,7 @@
           </w:tcPr>
           <w:p>
             <w:r>
-              <w:t xml:space="preserve">A. $20</w:t>
+              <w:t xml:space="preserve">A. 20 coins per play</w:t>
             </w:r>
           </w:p>
         </w:tc>
@@ -1398,7 +1466,7 @@
           <w:b/>
           <w:bCs/>
         </w:rPr>
-        <w:t xml:space="preserve">1. A. 9</w:t>
+        <w:t xml:space="preserve">1. A. $0.50 per game</w:t>
       </w:r>
     </w:p>
     <w:p>
@@ -1406,7 +1474,7 @@
         <w:spacing w:after="20" w:before="0"/>
       </w:pPr>
       <w:r>
-        <w:t xml:space="preserve">     The scale factor is 15 ÷ 5 = 3. Multiply the eggs by 3: 3 × 3 = 9 eggs.</w:t>
+        <w:t xml:space="preserve">     $4.50 ÷ 9 = $0.50 per game.</w:t>
       </w:r>
     </w:p>
     <w:p>
@@ -1418,19 +1486,19 @@
           <w:i/>
           <w:iCs/>
         </w:rPr>
-        <w:t xml:space="preserve">     Watch for: A common mistake in Ratio Tables is scaling only ONE part of the ratio, or adding the scale factor to a part instead of multiplying by it — for example, turning 2:3 into 6:3 (multiplying only the first number by 3 and forgetting the second) or into 4:5 (adding the scale factor 2 to the second number instead of multiplying, since 3+2=5 but 3×2=6). Before you submit, multiply BOTH numbers by the same scale factor and check that your new ratio simplifies back to the original.</w:t>
-      </w:r>
-    </w:p>
-    <w:p>
-      <w:pPr>
-        <w:spacing w:after="40" w:before="0"/>
-      </w:pPr>
-      <w:r>
-        <w:rPr>
-          <w:b/>
-          <w:bCs/>
-        </w:rPr>
-        <w:t xml:space="preserve">2. A. 6:10</w:t>
+        <w:t xml:space="preserve">     Watch for: A common mistake in Rates and Unit Rates is comparing total costs instead of unit rates: a student sees Pack X at $4.00 for 10 tokens and Pack Y at $6.00 for 16 tokens and picks Pack X just because $4.00 is the smaller number, without dividing to find the cost per token ($0.40 for Pack X vs. $0.375 for Pack Y — Pack Y is actually the better buy). A second common mistake is dividing backwards — finding tokens ÷ cost instead of cost ÷ tokens — which turns 'dollars per token' into 'tokens per dollar' and gives an answer that looks reasonable but answers the wrong question. Always divide the total cost by the number of items, and check that your unit rate answers 'the cost for ONE item,' not the reverse.</w:t>
+      </w:r>
+    </w:p>
+    <w:p>
+      <w:pPr>
+        <w:spacing w:after="40" w:before="0"/>
+      </w:pPr>
+      <w:r>
+        <w:rPr>
+          <w:b/>
+          <w:bCs/>
+        </w:rPr>
+        <w:t xml:space="preserve">2. A. 30 miles per gallon</w:t>
       </w:r>
     </w:p>
     <w:p>
@@ -1438,7 +1506,7 @@
         <w:spacing w:after="20" w:before="0"/>
       </w:pPr>
       <w:r>
-        <w:t xml:space="preserve">     6:10 simplifies to 3:5, not 4:5. The other ratios (8:10, 12:15, 16:20) all simplify to 4:5.</w:t>
+        <w:t xml:space="preserve">     180 miles ÷ 6 gallons = 30 miles per gallon.</w:t>
       </w:r>
     </w:p>
     <w:p>
@@ -1450,19 +1518,19 @@
           <w:i/>
           <w:iCs/>
         </w:rPr>
-        <w:t xml:space="preserve">     Watch for: A common mistake in Ratio Tables is scaling only ONE part of the ratio, or adding the scale factor to a part instead of multiplying by it — for example, turning 2:3 into 6:3 (multiplying only the first number by 3 and forgetting the second) or into 4:5 (adding the scale factor 2 to the second number instead of multiplying, since 3+2=5 but 3×2=6). Before you submit, multiply BOTH numbers by the same scale factor and check that your new ratio simplifies back to the original.</w:t>
-      </w:r>
-    </w:p>
-    <w:p>
-      <w:pPr>
-        <w:spacing w:after="40" w:before="0"/>
-      </w:pPr>
-      <w:r>
-        <w:rPr>
-          <w:b/>
-          <w:bCs/>
-        </w:rPr>
-        <w:t xml:space="preserve">3. Complete the ratio table for lemon juice to water in Chef Reyes's lemonade recipe (1 cup lemon juice for every 4 cups water).</w:t>
+        <w:t xml:space="preserve">     Watch for: A common mistake in Rates and Unit Rates is comparing total costs instead of unit rates: a student sees Pack X at $4.00 for 10 tokens and Pack Y at $6.00 for 16 tokens and picks Pack X just because $4.00 is the smaller number, without dividing to find the cost per token ($0.40 for Pack X vs. $0.375 for Pack Y — Pack Y is actually the better buy). A second common mistake is dividing backwards — finding tokens ÷ cost instead of cost ÷ tokens — which turns 'dollars per token' into 'tokens per dollar' and gives an answer that looks reasonable but answers the wrong question. Always divide the total cost by the number of items, and check that your unit rate answers 'the cost for ONE item,' not the reverse.</w:t>
+      </w:r>
+    </w:p>
+    <w:p>
+      <w:pPr>
+        <w:spacing w:after="40" w:before="0"/>
+      </w:pPr>
+      <w:r>
+        <w:rPr>
+          <w:b/>
+          <w:bCs/>
+        </w:rPr>
+        <w:t xml:space="preserve">3. Complete the table to find unit rates and determine the best deal.</w:t>
       </w:r>
     </w:p>
     <w:p>
@@ -1470,7 +1538,7 @@
         <w:spacing w:after="20" w:before="0"/>
       </w:pPr>
       <w:r>
-        <w:t xml:space="preserve">     2 — Lemon Juice (cups): 2</w:t>
+        <w:t xml:space="preserve">     Tokens Pack A — Unit Rate: $0.25 per token</w:t>
       </w:r>
     </w:p>
     <w:p>
@@ -1478,7 +1546,7 @@
         <w:spacing w:after="20" w:before="0"/>
       </w:pPr>
       <w:r>
-        <w:t xml:space="preserve">     2 — Water (cups): 8</w:t>
+        <w:t xml:space="preserve">     Tokens Pack B — Unit Rate: $0.20 per token</w:t>
       </w:r>
     </w:p>
     <w:p>
@@ -1486,7 +1554,27 @@
         <w:spacing w:after="20" w:before="0"/>
       </w:pPr>
       <w:r>
-        <w:t xml:space="preserve">     5 — Lemon Juice (cups): 5</w:t>
+        <w:t xml:space="preserve">     Tokens Pack C — Unit Rate: $0.25 per token</w:t>
+      </w:r>
+    </w:p>
+    <w:p>
+      <w:pPr>
+        <w:spacing w:after="40" w:before="0"/>
+      </w:pPr>
+      <w:r>
+        <w:t xml:space="preserve"/>
+      </w:r>
+    </w:p>
+    <w:p>
+      <w:pPr>
+        <w:spacing w:after="40" w:before="0"/>
+      </w:pPr>
+      <w:r>
+        <w:rPr>
+          <w:b/>
+          <w:bCs/>
+        </w:rPr>
+        <w:t xml:space="preserve">4. B. Pack B</w:t>
       </w:r>
     </w:p>
     <w:p>
@@ -1494,51 +1582,7 @@
         <w:spacing w:after="20" w:before="0"/>
       </w:pPr>
       <w:r>
-        <w:t xml:space="preserve">     5 — Water (cups): 20</w:t>
-      </w:r>
-    </w:p>
-    <w:p>
-      <w:pPr>
-        <w:spacing w:after="20" w:before="0"/>
-      </w:pPr>
-      <w:r>
-        <w:t xml:space="preserve">     10 — Lemon Juice (cups): 10</w:t>
-      </w:r>
-    </w:p>
-    <w:p>
-      <w:pPr>
-        <w:spacing w:after="20" w:before="0"/>
-      </w:pPr>
-      <w:r>
-        <w:t xml:space="preserve">     10 — Water (cups): 40</w:t>
-      </w:r>
-    </w:p>
-    <w:p>
-      <w:pPr>
-        <w:spacing w:after="40" w:before="0"/>
-      </w:pPr>
-      <w:r>
-        <w:t xml:space="preserve"/>
-      </w:r>
-    </w:p>
-    <w:p>
-      <w:pPr>
-        <w:spacing w:after="40" w:before="0"/>
-      </w:pPr>
-      <w:r>
-        <w:rPr>
-          <w:b/>
-          <w:bCs/>
-        </w:rPr>
-        <w:t xml:space="preserve">4. A. 8</w:t>
-      </w:r>
-    </w:p>
-    <w:p>
-      <w:pPr>
-        <w:spacing w:after="20" w:before="0"/>
-      </w:pPr>
-      <w:r>
-        <w:t xml:space="preserve">     Scale factor: 12 ÷ 3 = 4. Multiply butter by 4: 2 × 4 = 8 cups of butter.</w:t>
+        <w:t xml:space="preserve">     Pack B has a unit rate of $0.20 per token, which is the lowest cost per token.</w:t>
       </w:r>
     </w:p>
     <w:p>
@@ -1550,7 +1594,7 @@
           <w:i/>
           <w:iCs/>
         </w:rPr>
-        <w:t xml:space="preserve">     Watch for: A common mistake in Ratio Tables is scaling only ONE part of the ratio, or adding the scale factor to a part instead of multiplying by it — for example, turning 2:3 into 6:3 (multiplying only the first number by 3 and forgetting the second) or into 4:5 (adding the scale factor 2 to the second number instead of multiplying, since 3+2=5 but 3×2=6). Before you submit, multiply BOTH numbers by the same scale factor and check that your new ratio simplifies back to the original.</w:t>
+        <w:t xml:space="preserve">     Watch for: A common mistake in Rates and Unit Rates is comparing total costs instead of unit rates: a student sees Pack X at $4.00 for 10 tokens and Pack Y at $6.00 for 16 tokens and picks Pack X just because $4.00 is the smaller number, without dividing to find the cost per token ($0.40 for Pack X vs. $0.375 for Pack Y — Pack Y is actually the better buy). A second common mistake is dividing backwards — finding tokens ÷ cost instead of cost ÷ tokens — which turns 'dollars per token' into 'tokens per dollar' and gives an answer that looks reasonable but answers the wrong question. Always divide the total cost by the number of items, and check that your unit rate answers 'the cost for ONE item,' not the reverse.</w:t>
       </w:r>
     </w:p>
     <w:p>
@@ -1570,7 +1614,7 @@
         <w:spacing w:after="20" w:before="0"/>
       </w:pPr>
       <w:r>
-        <w:t xml:space="preserve">     6:8 → Belongs in 3:4 Table</w:t>
+        <w:t xml:space="preserve">     $3 per pound of apples → Rate Per Item</w:t>
       </w:r>
     </w:p>
     <w:p>
@@ -1578,7 +1622,7 @@
         <w:spacing w:after="20" w:before="0"/>
       </w:pPr>
       <w:r>
-        <w:t xml:space="preserve">     9:12 → Belongs in 3:4 Table</w:t>
+        <w:t xml:space="preserve">     60 miles per hour → Rate Per Time</w:t>
       </w:r>
     </w:p>
     <w:p>
@@ -1586,7 +1630,7 @@
         <w:spacing w:after="20" w:before="0"/>
       </w:pPr>
       <w:r>
-        <w:t xml:space="preserve">     15:20 → Belongs in 3:4 Table</w:t>
+        <w:t xml:space="preserve">     $0.25 per token → Rate Per Item</w:t>
       </w:r>
     </w:p>
     <w:p>
@@ -1594,7 +1638,7 @@
         <w:spacing w:after="20" w:before="0"/>
       </w:pPr>
       <w:r>
-        <w:t xml:space="preserve">     6:10 → Does NOT Belong</w:t>
+        <w:t xml:space="preserve">     15 pages per minute → Rate Per Time</w:t>
       </w:r>
     </w:p>
     <w:p>
@@ -1602,7 +1646,7 @@
         <w:spacing w:after="20" w:before="0"/>
       </w:pPr>
       <w:r>
-        <w:t xml:space="preserve">     12:14 → Does NOT Belong</w:t>
+        <w:t xml:space="preserve">     $1.50 per bottle → Rate Per Item</w:t>
       </w:r>
     </w:p>
     <w:p>
@@ -1610,7 +1654,7 @@
         <w:spacing w:after="20" w:before="0"/>
       </w:pPr>
       <w:r>
-        <w:t xml:space="preserve">     9:16 → Does NOT Belong</w:t>
+        <w:t xml:space="preserve">     8 laps per hour → Rate Per Time</w:t>
       </w:r>
     </w:p>
     <w:p>
@@ -1630,7 +1674,7 @@
           <w:b/>
           <w:bCs/>
         </w:rPr>
-        <w:t xml:space="preserve">6. A. 3</w:t>
+        <w:t xml:space="preserve">6. A. Runner B</w:t>
       </w:r>
     </w:p>
     <w:p>
@@ -1638,7 +1682,7 @@
         <w:spacing w:after="20" w:before="0"/>
       </w:pPr>
       <w:r>
-        <w:t xml:space="preserve">     From 5 to 15: 15 ÷ 5 = 3. From 8 to 24: 24 ÷ 8 = 3. The scale factor is 3.</w:t>
+        <w:t xml:space="preserve">     Runner A: 4÷12 ≈ 0.33 laps/min. Runner B: 5÷14 ≈ 0.36 laps/min. Runner B runs slightly more laps per minute.</w:t>
       </w:r>
     </w:p>
     <w:p>
@@ -1650,19 +1694,19 @@
           <w:i/>
           <w:iCs/>
         </w:rPr>
-        <w:t xml:space="preserve">     Watch for: A common mistake in Ratio Tables is scaling only ONE part of the ratio, or adding the scale factor to a part instead of multiplying by it — for example, turning 2:3 into 6:3 (multiplying only the first number by 3 and forgetting the second) or into 4:5 (adding the scale factor 2 to the second number instead of multiplying, since 3+2=5 but 3×2=6). Before you submit, multiply BOTH numbers by the same scale factor and check that your new ratio simplifies back to the original.</w:t>
-      </w:r>
-    </w:p>
-    <w:p>
-      <w:pPr>
-        <w:spacing w:after="40" w:before="0"/>
-      </w:pPr>
-      <w:r>
-        <w:rPr>
-          <w:b/>
-          <w:bCs/>
-        </w:rPr>
-        <w:t xml:space="preserve">7. onLevel — Catch Marcus's Mistake</w:t>
+        <w:t xml:space="preserve">     Watch for: A common mistake in Rates and Unit Rates is comparing total costs instead of unit rates: a student sees Pack X at $4.00 for 10 tokens and Pack Y at $6.00 for 16 tokens and picks Pack X just because $4.00 is the smaller number, without dividing to find the cost per token ($0.40 for Pack X vs. $0.375 for Pack Y — Pack Y is actually the better buy). A second common mistake is dividing backwards — finding tokens ÷ cost instead of cost ÷ tokens — which turns 'dollars per token' into 'tokens per dollar' and gives an answer that looks reasonable but answers the wrong question. Always divide the total cost by the number of items, and check that your unit rate answers 'the cost for ONE item,' not the reverse.</w:t>
+      </w:r>
+    </w:p>
+    <w:p>
+      <w:pPr>
+        <w:spacing w:after="40" w:before="0"/>
+      </w:pPr>
+      <w:r>
+        <w:rPr>
+          <w:b/>
+          <w:bCs/>
+        </w:rPr>
+        <w:t xml:space="preserve">7. onLevel — Spot the Common Mistake</w:t>
       </w:r>
     </w:p>
     <w:p>
@@ -1678,19 +1722,19 @@
         <w:spacing w:after="20" w:before="0"/>
       </w:pPr>
       <w:r>
-        <w:t xml:space="preserve">     Correct work: Marcus subtracted instead of finding a scale factor. The scale factor from 3 to 12 is 12 ÷ 3 = 4 (not a difference of 9). Multiply the second value by that same scale factor: 8 × 4 = 32, so the correct row is 12:32.</w:t>
-      </w:r>
-    </w:p>
-    <w:p>
-      <w:pPr>
-        <w:spacing w:after="40" w:before="0"/>
-      </w:pPr>
-      <w:r>
-        <w:rPr>
-          <w:b/>
-          <w:bCs/>
-        </w:rPr>
-        <w:t xml:space="preserve">8. A. $15</w:t>
+        <w:t xml:space="preserve">     Correct work: Compare unit rates, not total prices. Pack X: $4.00 ÷ 10 = $0.40 per token. Pack Y: $6.00 ÷ 16 = $0.375 per token. Pack Y has the lower cost per token, so Pack Y is the better buy.</w:t>
+      </w:r>
+    </w:p>
+    <w:p>
+      <w:pPr>
+        <w:spacing w:after="40" w:before="0"/>
+      </w:pPr>
+      <w:r>
+        <w:rPr>
+          <w:b/>
+          <w:bCs/>
+        </w:rPr>
+        <w:t xml:space="preserve">8. A. 30 points per game</w:t>
       </w:r>
     </w:p>
     <w:p>
@@ -1698,7 +1742,7 @@
         <w:spacing w:after="20" w:before="0"/>
       </w:pPr>
       <w:r>
-        <w:t xml:space="preserve">     6 tacos is 3 times 2 tacos, so multiply the cost by 3: $5 x 3 = $15.</w:t>
+        <w:t xml:space="preserve">     Divide points by games: 90 ÷ 3 = 30 points per game.</w:t>
       </w:r>
     </w:p>
     <w:p>
@@ -1710,19 +1754,19 @@
           <w:i/>
           <w:iCs/>
         </w:rPr>
-        <w:t xml:space="preserve">     Watch for: A common mistake in Ratio Tables is scaling only ONE part of the ratio, or adding the scale factor to a part instead of multiplying by it — for example, turning 2:3 into 6:3 (multiplying only the first number by 3 and forgetting the second) or into 4:5 (adding the scale factor 2 to the second number instead of multiplying, since 3+2=5 but 3×2=6). Before you submit, multiply BOTH numbers by the same scale factor and check that your new ratio simplifies back to the original.</w:t>
-      </w:r>
-    </w:p>
-    <w:p>
-      <w:pPr>
-        <w:spacing w:after="40" w:before="0"/>
-      </w:pPr>
-      <w:r>
-        <w:rPr>
-          <w:b/>
-          <w:bCs/>
-        </w:rPr>
-        <w:t xml:space="preserve">9. A. 12</w:t>
+        <w:t xml:space="preserve">     Watch for: A common mistake in Rates and Unit Rates is comparing total costs instead of unit rates: a student sees Pack X at $4.00 for 10 tokens and Pack Y at $6.00 for 16 tokens and picks Pack X just because $4.00 is the smaller number, without dividing to find the cost per token ($0.40 for Pack X vs. $0.375 for Pack Y — Pack Y is actually the better buy). A second common mistake is dividing backwards — finding tokens ÷ cost instead of cost ÷ tokens — which turns 'dollars per token' into 'tokens per dollar' and gives an answer that looks reasonable but answers the wrong question. Always divide the total cost by the number of items, and check that your unit rate answers 'the cost for ONE item,' not the reverse.</w:t>
+      </w:r>
+    </w:p>
+    <w:p>
+      <w:pPr>
+        <w:spacing w:after="40" w:before="0"/>
+      </w:pPr>
+      <w:r>
+        <w:rPr>
+          <w:b/>
+          <w:bCs/>
+        </w:rPr>
+        <w:t xml:space="preserve">9. A. Pulse, at 15 points per minute</w:t>
       </w:r>
     </w:p>
     <w:p>
@@ -1730,7 +1774,7 @@
         <w:spacing w:after="20" w:before="0"/>
       </w:pPr>
       <w:r>
-        <w:t xml:space="preserve">     The scale factor is 9 div 3 = 3. Multiply the mango by 3: 4 x 3 = 12 cups.</w:t>
+        <w:t xml:space="preserve">     Nova: 78 ÷ 6 = 13 points per minute. Pulse: 75 ÷ 5 = 15 points per minute. 15 &gt; 13, so Pulse is faster.</w:t>
       </w:r>
     </w:p>
     <w:p>
@@ -1742,7 +1786,7 @@
           <w:i/>
           <w:iCs/>
         </w:rPr>
-        <w:t xml:space="preserve">     Watch for: A common mistake in Ratio Tables is scaling only ONE part of the ratio, or adding the scale factor to a part instead of multiplying by it — for example, turning 2:3 into 6:3 (multiplying only the first number by 3 and forgetting the second) or into 4:5 (adding the scale factor 2 to the second number instead of multiplying, since 3+2=5 but 3×2=6). Before you submit, multiply BOTH numbers by the same scale factor and check that your new ratio simplifies back to the original.</w:t>
+        <w:t xml:space="preserve">     Watch for: A common mistake in Rates and Unit Rates is comparing total costs instead of unit rates: a student sees Pack X at $4.00 for 10 tokens and Pack Y at $6.00 for 16 tokens and picks Pack X just because $4.00 is the smaller number, without dividing to find the cost per token ($0.40 for Pack X vs. $0.375 for Pack Y — Pack Y is actually the better buy). A second common mistake is dividing backwards — finding tokens ÷ cost instead of cost ÷ tokens — which turns 'dollars per token' into 'tokens per dollar' and gives an answer that looks reasonable but answers the wrong question. Always divide the total cost by the number of items, and check that your unit rate answers 'the cost for ONE item,' not the reverse.</w:t>
       </w:r>
     </w:p>
     <w:p>
@@ -1762,7 +1806,7 @@
         <w:spacing w:after="20" w:before="0"/>
       </w:pPr>
       <w:r>
-        <w:t xml:space="preserve">     3 burgers cost $12, so 5 burgers cost ___ → $20</w:t>
+        <w:t xml:space="preserve">     80 coins for 4 plays → 20 coins per play</w:t>
       </w:r>
     </w:p>
     <w:p>
@@ -1770,7 +1814,7 @@
         <w:spacing w:after="20" w:before="0"/>
       </w:pPr>
       <w:r>
-        <w:t xml:space="preserve">     Ratio table 7:2, partner of 21 is ___ → 6</w:t>
+        <w:t xml:space="preserve">     63 coins for 7 plays → 9 coins per play</w:t>
       </w:r>
     </w:p>
     <w:p>
@@ -1778,7 +1822,7 @@
         <w:spacing w:after="20" w:before="0"/>
       </w:pPr>
       <w:r>
-        <w:t xml:space="preserve">     Ratio table 5:6, partner of 30 in the first column is ___ → 36</w:t>
+        <w:t xml:space="preserve">     48 coins for 6 plays → 8 coins per play</w:t>
       </w:r>
     </w:p>
     <w:p>
@@ -1786,7 +1830,7 @@
         <w:spacing w:after="20" w:before="0"/>
       </w:pPr>
       <w:r>
-        <w:t xml:space="preserve">     2 drinks cost $3, so 8 drinks cost ___ → $12</w:t>
+        <w:t xml:space="preserve">     55 coins for 5 plays → 11 coins per play</w:t>
       </w:r>
     </w:p>
     <w:p>

--- a/lessons/3-2/homework.docx
+++ b/lessons/3-2/homework.docx
@@ -12,7 +12,7 @@
           <w:b/>
           <w:bCs/>
         </w:rPr>
-        <w:t xml:space="preserve">Rates and Unit Rates — Homework</w:t>
+        <w:t xml:space="preserve">Understand Rates and Unit Rates — Homework</w:t>
       </w:r>
     </w:p>
     <w:p>
@@ -24,7 +24,7 @@
           <w:i/>
           <w:iCs/>
         </w:rPr>
-        <w:t xml:space="preserve">Lesson 4-1  •  Standard 6.AT.2</w:t>
+        <w:t xml:space="preserve">Lesson 3-2  •  Standard 6.AT.2</w:t>
       </w:r>
     </w:p>
     <w:p>
@@ -161,136 +161,10 @@
           <w:b/>
           <w:bCs/>
         </w:rPr>
-        <w:t xml:space="preserve">Rate (Tasa)</w:t>
-      </w:r>
-      <w:r>
-        <w:t xml:space="preserve"> — A ratio comparing two amounts with different units, like miles per hour.</w:t>
-      </w:r>
-    </w:p>
-    <w:p>
-      <w:pPr>
-        <w:keepNext/>
-        <w:spacing w:after="20" w:before="80"/>
-        <w:jc w:val="center"/>
-      </w:pPr>
-      <w:r>
-        <w:drawing>
-          <wp:inline distT="0" distB="0" distL="0" distR="0">
-            <wp:extent cx="1047750" cy="790575"/>
-            <wp:effectExtent t="0" r="0" b="0" l="0"/>
-            <wp:docPr id="1" name="" descr="" title=""/>
-            <wp:cNvGraphicFramePr>
-              <a:graphicFrameLocks xmlns:a="http://schemas.openxmlformats.org/drawingml/2006/main" noChangeAspect="1"/>
-            </wp:cNvGraphicFramePr>
-            <a:graphic xmlns:a="http://schemas.openxmlformats.org/drawingml/2006/main">
-              <a:graphicData uri="http://schemas.openxmlformats.org/drawingml/2006/picture">
-                <pic:pic xmlns:pic="http://schemas.openxmlformats.org/drawingml/2006/picture">
-                  <pic:nvPicPr>
-                    <pic:cNvPr id="0" name="" descr=""/>
-                    <pic:cNvPicPr>
-                      <a:picLocks noChangeAspect="1" noChangeArrowheads="1"/>
-                    </pic:cNvPicPr>
-                  </pic:nvPicPr>
-                  <pic:blipFill>
-                    <a:blip r:embed="rId7" cstate="none"/>
-                    <a:srcRect/>
-                    <a:stretch>
-                      <a:fillRect/>
-                    </a:stretch>
-                  </pic:blipFill>
-                  <pic:spPr bwMode="auto">
-                    <a:xfrm>
-                      <a:off x="0" y="0"/>
-                      <a:ext cx="1047750" cy="790575"/>
-                    </a:xfrm>
-                    <a:prstGeom prst="rect">
-                      <a:avLst/>
-                    </a:prstGeom>
-                  </pic:spPr>
-                </pic:pic>
-              </a:graphicData>
-            </a:graphic>
-          </wp:inline>
-        </w:drawing>
-      </w:r>
-    </w:p>
-    <w:p>
-      <w:pPr>
-        <w:keepNext/>
-        <w:spacing w:after="120"/>
-      </w:pPr>
-      <w:r>
-        <w:rPr>
-          <w:b/>
-          <w:bCs/>
-        </w:rPr>
-        <w:t xml:space="preserve">Unit Rate (Tasa unitaria)</w:t>
-      </w:r>
-      <w:r>
-        <w:t xml:space="preserve"> — A rate for just 1 of something, like cost for 1 item.</w:t>
-      </w:r>
-    </w:p>
-    <w:p>
-      <w:pPr>
-        <w:keepNext/>
-        <w:spacing w:after="20" w:before="80"/>
-        <w:jc w:val="center"/>
-      </w:pPr>
-      <w:r>
-        <w:drawing>
-          <wp:inline distT="0" distB="0" distL="0" distR="0">
-            <wp:extent cx="1047750" cy="790575"/>
-            <wp:effectExtent t="0" r="0" b="0" l="0"/>
-            <wp:docPr id="1" name="" descr="" title=""/>
-            <wp:cNvGraphicFramePr>
-              <a:graphicFrameLocks xmlns:a="http://schemas.openxmlformats.org/drawingml/2006/main" noChangeAspect="1"/>
-            </wp:cNvGraphicFramePr>
-            <a:graphic xmlns:a="http://schemas.openxmlformats.org/drawingml/2006/main">
-              <a:graphicData uri="http://schemas.openxmlformats.org/drawingml/2006/picture">
-                <pic:pic xmlns:pic="http://schemas.openxmlformats.org/drawingml/2006/picture">
-                  <pic:nvPicPr>
-                    <pic:cNvPr id="0" name="" descr=""/>
-                    <pic:cNvPicPr>
-                      <a:picLocks noChangeAspect="1" noChangeArrowheads="1"/>
-                    </pic:cNvPicPr>
-                  </pic:nvPicPr>
-                  <pic:blipFill>
-                    <a:blip r:embed="rId7" cstate="none"/>
-                    <a:srcRect/>
-                    <a:stretch>
-                      <a:fillRect/>
-                    </a:stretch>
-                  </pic:blipFill>
-                  <pic:spPr bwMode="auto">
-                    <a:xfrm>
-                      <a:off x="0" y="0"/>
-                      <a:ext cx="1047750" cy="790575"/>
-                    </a:xfrm>
-                    <a:prstGeom prst="rect">
-                      <a:avLst/>
-                    </a:prstGeom>
-                  </pic:spPr>
-                </pic:pic>
-              </a:graphicData>
-            </a:graphic>
-          </wp:inline>
-        </w:drawing>
-      </w:r>
-    </w:p>
-    <w:p>
-      <w:pPr>
-        <w:keepNext/>
-        <w:spacing w:after="120"/>
-      </w:pPr>
-      <w:r>
-        <w:rPr>
-          <w:b/>
-          <w:bCs/>
-        </w:rPr>
-        <w:t xml:space="preserve">Per (Por)</w:t>
-      </w:r>
-      <w:r>
-        <w:t xml:space="preserve"> — For each one. Example: 5 dollars per book.</w:t>
+        <w:t xml:space="preserve">Rates and Unit Rates (Tasas y tasas unitarias)</w:t>
+      </w:r>
+      <w:r>
+        <w:t xml:space="preserve"> — A rate compares different units; a unit rate compares a quantity to 1 unit.</w:t>
       </w:r>
     </w:p>
     <w:p>
@@ -350,10 +224,10 @@
           <w:b/>
           <w:bCs/>
         </w:rPr>
-        <w:t xml:space="preserve">Ratio (Razón)</w:t>
-      </w:r>
-      <w:r>
-        <w:t xml:space="preserve"> — A way to compare two amounts.</w:t>
+        <w:t xml:space="preserve">Rate (Tasa)</w:t>
+      </w:r>
+      <w:r>
+        <w:t xml:space="preserve"> — A ratio comparing two amounts with different units, like miles per hour.</w:t>
       </w:r>
     </w:p>
     <w:p>
@@ -381,7 +255,7 @@
                     </pic:cNvPicPr>
                   </pic:nvPicPr>
                   <pic:blipFill>
-                    <a:blip r:embed="rId7" cstate="none"/>
+                    <a:blip r:embed="rId8" cstate="none"/>
                     <a:srcRect/>
                     <a:stretch>
                       <a:fillRect/>
@@ -413,10 +287,73 @@
           <w:b/>
           <w:bCs/>
         </w:rPr>
-        <w:t xml:space="preserve">Better Buy (Mejor compra)</w:t>
-      </w:r>
-      <w:r>
-        <w:t xml:space="preserve"> — The choice that costs less for each item.</w:t>
+        <w:t xml:space="preserve">Unit Rate (Tasa unitaria)</w:t>
+      </w:r>
+      <w:r>
+        <w:t xml:space="preserve"> — A rate for just 1 of something, like cost for 1 item.</w:t>
+      </w:r>
+    </w:p>
+    <w:p>
+      <w:pPr>
+        <w:keepNext/>
+        <w:spacing w:after="20" w:before="80"/>
+        <w:jc w:val="center"/>
+      </w:pPr>
+      <w:r>
+        <w:drawing>
+          <wp:inline distT="0" distB="0" distL="0" distR="0">
+            <wp:extent cx="1047750" cy="790575"/>
+            <wp:effectExtent t="0" r="0" b="0" l="0"/>
+            <wp:docPr id="1" name="" descr="" title=""/>
+            <wp:cNvGraphicFramePr>
+              <a:graphicFrameLocks xmlns:a="http://schemas.openxmlformats.org/drawingml/2006/main" noChangeAspect="1"/>
+            </wp:cNvGraphicFramePr>
+            <a:graphic xmlns:a="http://schemas.openxmlformats.org/drawingml/2006/main">
+              <a:graphicData uri="http://schemas.openxmlformats.org/drawingml/2006/picture">
+                <pic:pic xmlns:pic="http://schemas.openxmlformats.org/drawingml/2006/picture">
+                  <pic:nvPicPr>
+                    <pic:cNvPr id="0" name="" descr=""/>
+                    <pic:cNvPicPr>
+                      <a:picLocks noChangeAspect="1" noChangeArrowheads="1"/>
+                    </pic:cNvPicPr>
+                  </pic:nvPicPr>
+                  <pic:blipFill>
+                    <a:blip r:embed="rId8" cstate="none"/>
+                    <a:srcRect/>
+                    <a:stretch>
+                      <a:fillRect/>
+                    </a:stretch>
+                  </pic:blipFill>
+                  <pic:spPr bwMode="auto">
+                    <a:xfrm>
+                      <a:off x="0" y="0"/>
+                      <a:ext cx="1047750" cy="790575"/>
+                    </a:xfrm>
+                    <a:prstGeom prst="rect">
+                      <a:avLst/>
+                    </a:prstGeom>
+                  </pic:spPr>
+                </pic:pic>
+              </a:graphicData>
+            </a:graphic>
+          </wp:inline>
+        </w:drawing>
+      </w:r>
+    </w:p>
+    <w:p>
+      <w:pPr>
+        <w:keepNext/>
+        <w:spacing w:after="120"/>
+      </w:pPr>
+      <w:r>
+        <w:rPr>
+          <w:b/>
+          <w:bCs/>
+        </w:rPr>
+        <w:t xml:space="preserve">Per (Por)</w:t>
+      </w:r>
+      <w:r>
+        <w:t xml:space="preserve"> — For each one. Example: 5 dollars per book.</w:t>
       </w:r>
     </w:p>
     <w:p>
@@ -476,6 +413,132 @@
           <w:b/>
           <w:bCs/>
         </w:rPr>
+        <w:t xml:space="preserve">Ratio (Razón)</w:t>
+      </w:r>
+      <w:r>
+        <w:t xml:space="preserve"> — A way to compare two amounts, like 3 to 2.</w:t>
+      </w:r>
+    </w:p>
+    <w:p>
+      <w:pPr>
+        <w:keepNext/>
+        <w:spacing w:after="20" w:before="80"/>
+        <w:jc w:val="center"/>
+      </w:pPr>
+      <w:r>
+        <w:drawing>
+          <wp:inline distT="0" distB="0" distL="0" distR="0">
+            <wp:extent cx="1047750" cy="790575"/>
+            <wp:effectExtent t="0" r="0" b="0" l="0"/>
+            <wp:docPr id="1" name="" descr="" title=""/>
+            <wp:cNvGraphicFramePr>
+              <a:graphicFrameLocks xmlns:a="http://schemas.openxmlformats.org/drawingml/2006/main" noChangeAspect="1"/>
+            </wp:cNvGraphicFramePr>
+            <a:graphic xmlns:a="http://schemas.openxmlformats.org/drawingml/2006/main">
+              <a:graphicData uri="http://schemas.openxmlformats.org/drawingml/2006/picture">
+                <pic:pic xmlns:pic="http://schemas.openxmlformats.org/drawingml/2006/picture">
+                  <pic:nvPicPr>
+                    <pic:cNvPr id="0" name="" descr=""/>
+                    <pic:cNvPicPr>
+                      <a:picLocks noChangeAspect="1" noChangeArrowheads="1"/>
+                    </pic:cNvPicPr>
+                  </pic:nvPicPr>
+                  <pic:blipFill>
+                    <a:blip r:embed="rId8" cstate="none"/>
+                    <a:srcRect/>
+                    <a:stretch>
+                      <a:fillRect/>
+                    </a:stretch>
+                  </pic:blipFill>
+                  <pic:spPr bwMode="auto">
+                    <a:xfrm>
+                      <a:off x="0" y="0"/>
+                      <a:ext cx="1047750" cy="790575"/>
+                    </a:xfrm>
+                    <a:prstGeom prst="rect">
+                      <a:avLst/>
+                    </a:prstGeom>
+                  </pic:spPr>
+                </pic:pic>
+              </a:graphicData>
+            </a:graphic>
+          </wp:inline>
+        </w:drawing>
+      </w:r>
+    </w:p>
+    <w:p>
+      <w:pPr>
+        <w:keepNext/>
+        <w:spacing w:after="120"/>
+      </w:pPr>
+      <w:r>
+        <w:rPr>
+          <w:b/>
+          <w:bCs/>
+        </w:rPr>
+        <w:t xml:space="preserve">Better Buy (Mejor compra)</w:t>
+      </w:r>
+      <w:r>
+        <w:t xml:space="preserve"> — The choice that costs less for each item.</w:t>
+      </w:r>
+    </w:p>
+    <w:p>
+      <w:pPr>
+        <w:keepNext/>
+        <w:spacing w:after="20" w:before="80"/>
+        <w:jc w:val="center"/>
+      </w:pPr>
+      <w:r>
+        <w:drawing>
+          <wp:inline distT="0" distB="0" distL="0" distR="0">
+            <wp:extent cx="1047750" cy="790575"/>
+            <wp:effectExtent t="0" r="0" b="0" l="0"/>
+            <wp:docPr id="1" name="" descr="" title=""/>
+            <wp:cNvGraphicFramePr>
+              <a:graphicFrameLocks xmlns:a="http://schemas.openxmlformats.org/drawingml/2006/main" noChangeAspect="1"/>
+            </wp:cNvGraphicFramePr>
+            <a:graphic xmlns:a="http://schemas.openxmlformats.org/drawingml/2006/main">
+              <a:graphicData uri="http://schemas.openxmlformats.org/drawingml/2006/picture">
+                <pic:pic xmlns:pic="http://schemas.openxmlformats.org/drawingml/2006/picture">
+                  <pic:nvPicPr>
+                    <pic:cNvPr id="0" name="" descr=""/>
+                    <pic:cNvPicPr>
+                      <a:picLocks noChangeAspect="1" noChangeArrowheads="1"/>
+                    </pic:cNvPicPr>
+                  </pic:nvPicPr>
+                  <pic:blipFill>
+                    <a:blip r:embed="rId10" cstate="none"/>
+                    <a:srcRect/>
+                    <a:stretch>
+                      <a:fillRect/>
+                    </a:stretch>
+                  </pic:blipFill>
+                  <pic:spPr bwMode="auto">
+                    <a:xfrm>
+                      <a:off x="0" y="0"/>
+                      <a:ext cx="1047750" cy="790575"/>
+                    </a:xfrm>
+                    <a:prstGeom prst="rect">
+                      <a:avLst/>
+                    </a:prstGeom>
+                  </pic:spPr>
+                </pic:pic>
+              </a:graphicData>
+            </a:graphic>
+          </wp:inline>
+        </w:drawing>
+      </w:r>
+    </w:p>
+    <w:p>
+      <w:pPr>
+        <w:keepNext/>
+        <w:spacing w:after="120"/>
+      </w:pPr>
+      <w:r>
+        <w:rPr>
+          <w:b/>
+          <w:bCs/>
+        </w:rPr>
         <w:t xml:space="preserve">Divide (Dividir)</w:t>
       </w:r>
       <w:r>
@@ -1096,7 +1159,7 @@
           <w:b/>
           <w:bCs/>
         </w:rPr>
-        <w:t xml:space="preserve">7. onLevel — Spot the Common Mistake</w:t>
+        <w:t xml:space="preserve">7. Spot the Common Mistake</w:t>
       </w:r>
     </w:p>
     <w:p>
@@ -1232,7 +1295,7 @@
           <w:b/>
           <w:bCs/>
         </w:rPr>
-        <w:t xml:space="preserve">9. Two cabinets give points over time. Nova scored 78 points in 6 minutes. Pulse scored 75 points in 5 minutes. Which cabinet has the faster scoring rate (more points per minute)?</w:t>
+        <w:t xml:space="preserve">9. Nova: 78 points in 6 min. Pulse: 75 points in 5 min. Which scores faster (more points per minute)?</w:t>
       </w:r>
     </w:p>
     <w:p>
@@ -1706,7 +1769,7 @@
           <w:b/>
           <w:bCs/>
         </w:rPr>
-        <w:t xml:space="preserve">7. onLevel — Spot the Common Mistake</w:t>
+        <w:t xml:space="preserve">7. Spot the Common Mistake</w:t>
       </w:r>
     </w:p>
     <w:p>
@@ -1723,6 +1786,14 @@
       </w:pPr>
       <w:r>
         <w:t xml:space="preserve">     Correct work: Compare unit rates, not total prices. Pack X: $4.00 ÷ 10 = $0.40 per token. Pack Y: $6.00 ÷ 16 = $0.375 per token. Pack Y has the lower cost per token, so Pack Y is the better buy.</w:t>
+      </w:r>
+    </w:p>
+    <w:p>
+      <w:pPr>
+        <w:spacing w:after="80" w:before="0"/>
+      </w:pPr>
+      <w:r>
+        <w:t xml:space="preserve">     Watch for: Comparing the two total prices is not a fair comparison, because Pack X holds 10 tokens and Pack Y holds 16. Dividing gives the cost per token: $4.00 ÷ 10 = $0.40 and $6.00 ÷ 16 = $0.375. Pack Y costs less for each token, so Pack Y is the better buy even though its total price is higher.</w:t>
       </w:r>
     </w:p>
     <w:p>

--- a/lessons/3-2/homework.docx
+++ b/lessons/3-2/homework.docx
@@ -476,6 +476,69 @@
           <w:b/>
           <w:bCs/>
         </w:rPr>
+        <w:t xml:space="preserve">Unit price (Precio unitario)</w:t>
+      </w:r>
+      <w:r>
+        <w:t xml:space="preserve"> — A unit rate that gives the cost of exactly 1 item, like $0.60 per game.</w:t>
+      </w:r>
+    </w:p>
+    <w:p>
+      <w:pPr>
+        <w:keepNext/>
+        <w:spacing w:after="20" w:before="80"/>
+        <w:jc w:val="center"/>
+      </w:pPr>
+      <w:r>
+        <w:drawing>
+          <wp:inline distT="0" distB="0" distL="0" distR="0">
+            <wp:extent cx="1047750" cy="790575"/>
+            <wp:effectExtent t="0" r="0" b="0" l="0"/>
+            <wp:docPr id="1" name="" descr="" title=""/>
+            <wp:cNvGraphicFramePr>
+              <a:graphicFrameLocks xmlns:a="http://schemas.openxmlformats.org/drawingml/2006/main" noChangeAspect="1"/>
+            </wp:cNvGraphicFramePr>
+            <a:graphic xmlns:a="http://schemas.openxmlformats.org/drawingml/2006/main">
+              <a:graphicData uri="http://schemas.openxmlformats.org/drawingml/2006/picture">
+                <pic:pic xmlns:pic="http://schemas.openxmlformats.org/drawingml/2006/picture">
+                  <pic:nvPicPr>
+                    <pic:cNvPr id="0" name="" descr=""/>
+                    <pic:cNvPicPr>
+                      <a:picLocks noChangeAspect="1" noChangeArrowheads="1"/>
+                    </pic:cNvPicPr>
+                  </pic:nvPicPr>
+                  <pic:blipFill>
+                    <a:blip r:embed="rId8" cstate="none"/>
+                    <a:srcRect/>
+                    <a:stretch>
+                      <a:fillRect/>
+                    </a:stretch>
+                  </pic:blipFill>
+                  <pic:spPr bwMode="auto">
+                    <a:xfrm>
+                      <a:off x="0" y="0"/>
+                      <a:ext cx="1047750" cy="790575"/>
+                    </a:xfrm>
+                    <a:prstGeom prst="rect">
+                      <a:avLst/>
+                    </a:prstGeom>
+                  </pic:spPr>
+                </pic:pic>
+              </a:graphicData>
+            </a:graphic>
+          </wp:inline>
+        </w:drawing>
+      </w:r>
+    </w:p>
+    <w:p>
+      <w:pPr>
+        <w:keepNext/>
+        <w:spacing w:after="120"/>
+      </w:pPr>
+      <w:r>
+        <w:rPr>
+          <w:b/>
+          <w:bCs/>
+        </w:rPr>
         <w:t xml:space="preserve">Better Buy (Mejor compra)</w:t>
       </w:r>
       <w:r>
@@ -966,7 +1029,7 @@
           <w:b/>
           <w:bCs/>
         </w:rPr>
-        <w:t xml:space="preserve">4. Which token pack from the table above is the best deal?</w:t>
+        <w:t xml:space="preserve">4. Token packs: Pack A is 20 tokens for $5.00, Pack B is 35 tokens for $7.00, and Pack C is 50 tokens for $12.50. Which pack is the best deal per token?</w:t>
       </w:r>
     </w:p>
     <w:p>
